--- a/deliverables/Week_02_Variational_Autoencoders/Week_02_Teaching_Notes.docx
+++ b/deliverables/Week_02_Variational_Autoencoders/Week_02_Teaching_Notes.docx
@@ -615,7 +615,7 @@
                 <w:sz w:val="20"/>
                 <w:szCs w:val="20"/>
               </w:rPr>
-              <w:t xml:space="preserve">Notebook and Python file with TODOs. Embedded and separate diagrams accompany the lab.</w:t>
+              <w:t xml:space="preserve">Notebook with TODOs. Embedded and separate diagrams accompany the lab.</w:t>
             </w:r>
           </w:p>
         </w:tc>
@@ -681,7 +681,7 @@
                 <w:sz w:val="20"/>
                 <w:szCs w:val="20"/>
               </w:rPr>
-              <w:t xml:space="preserve">Instructor notebook and Python file with completed code and model answers.</w:t>
+              <w:t xml:space="preserve">Instructor notebook with completed code and model answers.</w:t>
             </w:r>
           </w:p>
         </w:tc>
@@ -2471,7 +2471,7 @@
         <w:spacing w:after="140" w:line="288"/>
       </w:pPr>
       <w:r>
-        <w:t xml:space="preserve">Learn a distribution of short codes and a decoder that turns codes into pixels.</w:t>
+        <w:t xml:space="preserve">Rebuild and regularise</w:t>
       </w:r>
     </w:p>
     <w:p>
@@ -2640,7 +2640,7 @@
         <w:t xml:space="preserve">Check your understanding.</w:t>
       </w:r>
       <w:r>
-        <w:t xml:space="preserve"> Does generating from a fresh prior code require an input digit?</w:t>
+        <w:t xml:space="preserve"> Does prior generation require an input image?</w:t>
       </w:r>
     </w:p>
     <w:p>
@@ -2676,7 +2676,7 @@
         <w:spacing w:after="140" w:line="288"/>
       </w:pPr>
       <w:r>
-        <w:t xml:space="preserve">Random noise enters from outside; the encoder learns only the centre and spread.</w:t>
+        <w:t xml:space="preserve">Shift and scale noise</w:t>
       </w:r>
     </w:p>
     <w:p>
@@ -2867,7 +2867,7 @@
         <w:spacing w:after="140" w:line="288"/>
       </w:pPr>
       <w:r>
-        <w:t xml:space="preserve">Use reconstruction, generation, and anomaly tests for different questions.</w:t>
+        <w:t xml:space="preserve">Check, learn, inspect</w:t>
       </w:r>
     </w:p>
     <w:p>
@@ -2940,7 +2940,7 @@
         <w:spacing w:after="140" w:line="288"/>
       </w:pPr>
       <w:r>
-        <w:t xml:space="preserve">The lab separates several uses of the same model. First, a quick forward pass checks that the model produces the expected tensor shapes and sensible initial losses. Training then changes weights while recording reconstruction and KL costs separately. The two-dimensional VAE makes a map possible: each plotted point is an encoder mean for one test image. Labels only colour this map; the ordinary VAE learns without them. A sixteen-dimensional model supports interpolation and new generation. Interpolation joins two encoded means, while prior sampling chooses new codes without an input image. The β experiment trains separate models and decodes the same fixed codes, allowing a more useful visual comparison. Finally, reconstruction error becomes an anomaly score: clothing may be harder to rebuild than digits. A high score suggests an unusual input relative to this training set; it is not a guarantee of a real-world defect.</w:t>
+        <w:t xml:space="preserve">The lab separates several uses of the same model. First, a quick forward pass checks that the model produces the expected tensor shapes and sensible initial losses. Training then changes weights while recording reconstruction and KL costs separately. The two-dimensional VAE makes a map possible: each plotted point is an encoder mean for one test image. Labels only colour this map; the ordinary VAE learns without them. A sixteen-dimensional model supports interpolation and new generation. Interpolation joins two encoded means, while prior sampling chooses new codes without an input image. The core β step reuses one trained model's reconstruction and KL values and recomputes only the weighted total; training separate β models is an optional stretch. Finally, reconstruction error becomes an anomaly score: clothing may be harder to rebuild than digits. A high score suggests an unusual input relative to this training set; it is not a guarantee of a real-world defect.</w:t>
       </w:r>
     </w:p>
     <w:p>
@@ -3005,7 +3005,7 @@
         <w:spacing w:after="80" w:line="276"/>
       </w:pPr>
       <w:r>
-        <w:t xml:space="preserve">Decode z_fixed for each β run to reduce randomness in the sample comparison.</w:t>
+        <w:t xml:space="preserve">Reweight one fixed batch's reconstruction and KL at β = 0.1, 1 and 4; training separate β models is the optional stretch.</w:t>
       </w:r>
     </w:p>
     <w:p>
@@ -3036,7 +3036,7 @@
         <w:t xml:space="preserve">Check your understanding.</w:t>
       </w:r>
       <w:r>
-        <w:t xml:space="preserve"> Why does the β experiment reuse z_fixed instead of drawing new codes for each row?</w:t>
+        <w:t xml:space="preserve"> Does moving the β slider retrain the model?</w:t>
       </w:r>
     </w:p>
     <w:p>
@@ -3053,7 +3053,7 @@
         <w:t xml:space="preserve">Instructor explanation.</w:t>
       </w:r>
       <w:r>
-        <w:t xml:space="preserve"> Keeping the input codes fixed helps distinguish changes in the trained decoder from changes caused by random input codes.</w:t>
+        <w:t xml:space="preserve"> No. It reweights the same reconstruction and KL values; a fair β comparison trains separate models with controlled settings.</w:t>
       </w:r>
     </w:p>
     <w:p>
@@ -3072,7 +3072,7 @@
         <w:spacing w:after="140" w:line="288"/>
       </w:pPr>
       <w:r>
-        <w:t xml:space="preserve">One image supplies both a reconstruction target and a code-distribution penalty.</w:t>
+        <w:t xml:space="preserve">Combined update</w:t>
       </w:r>
     </w:p>
     <w:p>
@@ -3263,7 +3263,7 @@
         <w:spacing w:after="140" w:line="288"/>
       </w:pPr>
       <w:r>
-        <w:t xml:space="preserve">Random codes come from the prior. Only the trained decoder is needed.</w:t>
+        <w:t xml:space="preserve">Prior → decoder</w:t>
       </w:r>
     </w:p>
     <w:p>
@@ -4292,7 +4292,7 @@
         <w:t xml:space="preserve">ELBO.</w:t>
       </w:r>
       <w:r>
-        <w:t xml:space="preserve"> A lower bound on data log-likelihood; its negative balances reconstruction and KL at beta = 1.</w:t>
+        <w:t xml:space="preserve"> A lower bound on data log-likelihood; its negative balances reconstruction and KL at β = 1.</w:t>
       </w:r>
     </w:p>
     <w:p>
@@ -4314,6 +4314,23 @@
     </w:p>
     <w:p>
       <w:pPr>
+        <w:keepNext w:val="false"/>
+        <w:keepLines/>
+        <w:spacing w:after="140" w:line="288"/>
+      </w:pPr>
+      <w:r>
+        <w:rPr>
+          <w:b/>
+          <w:bCs/>
+        </w:rPr>
+        <w:t xml:space="preserve">Training target.</w:t>
+      </w:r>
+      <w:r>
+        <w:t xml:space="preserve"> The known answer used to measure a model's prediction error.</w:t>
+      </w:r>
+    </w:p>
+    <w:p>
+      <w:pPr>
         <w:pStyle w:val="Heading1"/>
         <w:keepNext/>
       </w:pPr>
@@ -4327,7 +4344,7 @@
         <w:keepNext/>
       </w:pPr>
       <w:r>
-        <w:t xml:space="preserve">Begin with two different routes</w:t>
+        <w:t xml:space="preserve">Which experiment does each result describe?</w:t>
       </w:r>
     </w:p>
     <w:p>
@@ -4337,84 +4354,8 @@
         <w:spacing w:after="140" w:line="288"/>
       </w:pPr>
       <w:r>
-        <w:t xml:space="preserve">Show one digit. The reconstruction route is image → encoder mean/spread → sampled code → decoder. Then hide the digit: generation is prior code → decoder. Ask students to draw both routes before introducing q, p, </w:t>
-      </w:r>
-      <w:r>
-        <w:rPr>
-          <w:i w:val="false"/>
-          <w:iCs w:val="false"/>
-        </w:rPr>
-        <w:t xml:space="preserve">θ</w:t>
-      </w:r>
-      <w:r>
-        <w:t xml:space="preserve"> or </w:t>
-      </w:r>
-      <w:r>
-        <w:rPr>
-          <w:i w:val="false"/>
-          <w:iCs w:val="false"/>
-        </w:rPr>
-        <w:t xml:space="preserve">φ</w:t>
-      </w:r>
-      <w:r>
-        <w:t xml:space="preserve">.</w:t>
-      </w:r>
-    </w:p>
-    <w:p>
-      <w:pPr>
-        <w:keepNext w:val="false"/>
-        <w:keepLines/>
-        <w:spacing w:after="140" w:line="288"/>
-      </w:pPr>
-      <w:r>
-        <w:rPr>
-          <w:b/>
-          <w:bCs/>
-        </w:rPr>
-        <w:t xml:space="preserve">One-number check.</w:t>
-      </w:r>
-      <w:r>
-        <w:t xml:space="preserve"> With </w:t>
-      </w:r>
-      <w:r>
-        <w:rPr>
-          <w:i w:val="false"/>
-          <w:iCs w:val="false"/>
-        </w:rPr>
-        <w:t xml:space="preserve">μ</w:t>
-      </w:r>
-      <w:r>
-        <w:t xml:space="preserve"> = 1, </w:t>
-      </w:r>
-      <w:r>
-        <w:rPr>
-          <w:i w:val="false"/>
-          <w:iCs w:val="false"/>
-        </w:rPr>
-        <w:t xml:space="preserve">σ</w:t>
-      </w:r>
-      <w:r>
-        <w:t xml:space="preserve"> = 0.5 and </w:t>
-      </w:r>
-      <w:r>
-        <w:rPr>
-          <w:i w:val="false"/>
-          <w:iCs w:val="false"/>
-        </w:rPr>
-        <w:t xml:space="preserve">ε</w:t>
-      </w:r>
-      <w:r>
-        <w:t xml:space="preserve"> = −2, z = 0. Repeating the same image can give another z because </w:t>
-      </w:r>
-      <w:r>
-        <w:rPr>
-          <w:i w:val="false"/>
-          <w:iCs w:val="false"/>
-        </w:rPr>
-        <w:t xml:space="preserve">ε</w:t>
-      </w:r>
-      <w:r>
-        <w:t xml:space="preserve"> changes. </w:t>
+        <w:t xml:space="preserve">The measured lecture images and placeholders remain attached to their archived generator,
+</w:t>
       </w:r>
       <w:r>
         <w:rPr>
@@ -4423,6 +4364,145 @@
           <w:sz w:val="20"/>
           <w:szCs w:val="20"/>
         </w:rPr>
+        <w:t xml:space="preserve">curriculum/assets/make_week_02.py</w:t>
+      </w:r>
+      <w:r>
+        <w:t xml:space="preserve">, rather than to the shorter core notebook. The generator
+uses CPU execution, full MNIST training data, initial PyTorch/NumPy seed 0, hidden width 400,
+batch size 128 and Adam learning rate 0.001. Its two-dimensional VAE, ordinary autoencoder
+and sixteen-dimensional VAE each train for 10 epochs. The three </w:t>
+      </w:r>
+      <w:r>
+        <w:rPr>
+          <w:i w:val="false"/>
+          <w:iCs w:val="false"/>
+        </w:rPr>
+        <w:t xml:space="preserve">β</w:t>
+      </w:r>
+      <w:r>
+        <w:t xml:space="preserve"> models use sixteen
+latent dimensions and 5 epochs each. The anomaly demonstration uses 2,000 test digits and
+2,000 clothing images, with one sampled encoder code per image. The stored metrics describe
+those exact experiments. No checkpoint identifier or asset run date is recorded in those files.</w:t>
+      </w:r>
+    </w:p>
+    <w:p>
+      <w:pPr>
+        <w:keepNext w:val="false"/>
+        <w:keepLines/>
+        <w:spacing w:after="140" w:line="288"/>
+      </w:pPr>
+      <w:r>
+        <w:t xml:space="preserve">The notebook's CPU core uses hidden width 128, a 12,000-image training subset and 3 epochs
+for each of the two VAE models. It uses the shared seed 42 and deterministic mean-code
+reconstruction for anomaly scoring. These settings and the score convention differ from the
+archive, so the core's costs, images and AUC differ too. On the course laptop (4 CPU threads,
+MNIST already downloaded) the complete core took 24 seconds of waiting, recorded on
+11 October 2026. A first Colab run also downloads MNIST, and other machines differ.</w:t>
+      </w:r>
+    </w:p>
+    <w:p>
+      <w:pPr>
+        <w:pStyle w:val="Heading2"/>
+        <w:keepNext/>
+      </w:pPr>
+      <w:r>
+        <w:t xml:space="preserve">Begin with two different routes</w:t>
+      </w:r>
+    </w:p>
+    <w:p>
+      <w:pPr>
+        <w:keepNext w:val="false"/>
+        <w:keepLines/>
+        <w:spacing w:after="140" w:line="288"/>
+      </w:pPr>
+      <w:r>
+        <w:t xml:space="preserve">Show one digit. The reconstruction route is image → encoder mean/spread → sampled code → decoder. Then hide the digit: generation is prior code → decoder. Ask students to draw both routes before introducing q, p, </w:t>
+      </w:r>
+      <w:r>
+        <w:rPr>
+          <w:i w:val="false"/>
+          <w:iCs w:val="false"/>
+        </w:rPr>
+        <w:t xml:space="preserve">θ</w:t>
+      </w:r>
+      <w:r>
+        <w:t xml:space="preserve"> or </w:t>
+      </w:r>
+      <w:r>
+        <w:rPr>
+          <w:i w:val="false"/>
+          <w:iCs w:val="false"/>
+        </w:rPr>
+        <w:t xml:space="preserve">φ</w:t>
+      </w:r>
+      <w:r>
+        <w:t xml:space="preserve">.</w:t>
+      </w:r>
+    </w:p>
+    <w:p>
+      <w:pPr>
+        <w:keepNext w:val="false"/>
+        <w:keepLines/>
+        <w:spacing w:after="140" w:line="288"/>
+      </w:pPr>
+      <w:r>
+        <w:rPr>
+          <w:b/>
+          <w:bCs/>
+        </w:rPr>
+        <w:t xml:space="preserve">One-number check.</w:t>
+      </w:r>
+      <w:r>
+        <w:t xml:space="preserve"> With </w:t>
+      </w:r>
+      <w:r>
+        <w:rPr>
+          <w:i w:val="false"/>
+          <w:iCs w:val="false"/>
+        </w:rPr>
+        <w:t xml:space="preserve">μ</w:t>
+      </w:r>
+      <w:r>
+        <w:t xml:space="preserve"> = 1, </w:t>
+      </w:r>
+      <w:r>
+        <w:rPr>
+          <w:i w:val="false"/>
+          <w:iCs w:val="false"/>
+        </w:rPr>
+        <w:t xml:space="preserve">σ</w:t>
+      </w:r>
+      <w:r>
+        <w:t xml:space="preserve"> = 0.5 and </w:t>
+      </w:r>
+      <w:r>
+        <w:rPr>
+          <w:i w:val="false"/>
+          <w:iCs w:val="false"/>
+        </w:rPr>
+        <w:t xml:space="preserve">ε</w:t>
+      </w:r>
+      <w:r>
+        <w:t xml:space="preserve"> = −2, z = 0. Repeating the same image can give another z because </w:t>
+      </w:r>
+      <w:r>
+        <w:rPr>
+          <w:i w:val="false"/>
+          <w:iCs w:val="false"/>
+        </w:rPr>
+        <w:t xml:space="preserve">ε</w:t>
+      </w:r>
+      <w:r>
+        <w:t xml:space="preserve"> changes. </w:t>
+      </w:r>
+      <w:r>
+        <w:rPr>
+          <w:rFonts w:ascii="Consolas" w:cs="Consolas" w:eastAsia="Consolas" w:hAnsi="Consolas"/>
+          <w:color w:val="4F46E5"/>
+          <w:sz w:val="20"/>
+          <w:szCs w:val="20"/>
+        </w:rPr>
         <w:t xml:space="preserve">logvar = 0</w:t>
       </w:r>
       <w:r>
@@ -4633,7 +4713,7 @@
       <w:r>
         <w:drawing>
           <wp:inline distT="0" distB="0" distL="0" distR="0">
-            <wp:extent cx="5334000" cy="1619250"/>
+            <wp:extent cx="5334000" cy="1352550"/>
             <wp:effectExtent t="0" r="0" b="0" l="0"/>
             <wp:docPr id="7" name="An autoencoder compresses to a code and rebuilds the input" descr="An autoencoder compresses to a code and rebuilds the input" title="An autoencoder compresses to a code and rebuilds the input"/>
             <wp:cNvGraphicFramePr>
@@ -4658,7 +4738,7 @@
                   <pic:spPr bwMode="auto">
                     <a:xfrm>
                       <a:off x="0" y="0"/>
-                      <a:ext cx="5334000" cy="1619250"/>
+                      <a:ext cx="5334000" cy="1352550"/>
                     </a:xfrm>
                     <a:prstGeom prst="rect">
                       <a:avLst/>
@@ -5613,7 +5693,7 @@
       <w:r>
         <w:drawing>
           <wp:inline distT="0" distB="0" distL="0" distR="0">
-            <wp:extent cx="5334000" cy="2105025"/>
+            <wp:extent cx="5334000" cy="1971675"/>
             <wp:effectExtent t="0" r="0" b="0" l="0"/>
             <wp:docPr id="10" name="VAE architecture" descr="VAE architecture" title="VAE architecture"/>
             <wp:cNvGraphicFramePr>
@@ -5638,7 +5718,7 @@
                   <pic:spPr bwMode="auto">
                     <a:xfrm>
                       <a:off x="0" y="0"/>
-                      <a:ext cx="5334000" cy="2105025"/>
+                      <a:ext cx="5334000" cy="1971675"/>
                     </a:xfrm>
                     <a:prstGeom prst="rect">
                       <a:avLst/>
@@ -8064,7 +8144,7 @@
       <w:r>
         <w:drawing>
           <wp:inline distT="0" distB="0" distL="0" distR="0">
-            <wp:extent cx="5334000" cy="2114550"/>
+            <wp:extent cx="5334000" cy="1885950"/>
             <wp:effectExtent t="0" r="0" b="0" l="0"/>
             <wp:docPr id="19" name="Without and with the reparameterisation trick" descr="Without and with the reparameterisation trick" title="Without and with the reparameterisation trick"/>
             <wp:cNvGraphicFramePr>
@@ -8089,7 +8169,7 @@
                   <pic:spPr bwMode="auto">
                     <a:xfrm>
                       <a:off x="0" y="0"/>
-                      <a:ext cx="5334000" cy="2114550"/>
+                      <a:ext cx="5334000" cy="1885950"/>
                     </a:xfrm>
                     <a:prstGeom prst="rect">
                       <a:avLst/>
@@ -8134,7 +8214,7 @@
         <w:spacing w:after="140" w:line="288"/>
       </w:pPr>
       <w:r>
-        <w:t xml:space="preserve">This is the lab's completed model and loss (the lab leaves TODOs in </w:t>
+        <w:t xml:space="preserve">This is the core lab's completed model and loss (the lab leaves TODOs in </w:t>
       </w:r>
       <w:r>
         <w:rPr>
@@ -8236,7 +8316,7 @@
                 <w:sz w:val="18"/>
                 <w:szCs w:val="18"/>
               </w:rPr>
-              <w:t xml:space="preserve">    def __init__(self, zdim=2, hidden=400):</w:t>
+              <w:t xml:space="preserve">    def __init__(self, zdim=2, hidden=128):</w:t>
             </w:r>
           </w:p>
           <w:p>
@@ -8787,7 +8867,7 @@
         <w:spacing w:after="80" w:line="276"/>
       </w:pPr>
       <w:r>
-        <w:t xml:space="preserve">Adam with learning rate 10⁻³, batch size 128 and 10 epochs. The model is small enough for a laptop CPU; a GPU is faster. Time one epoch before planning longer runs.</w:t>
+        <w:t xml:space="preserve">The archived lecture experiment uses Adam at 10⁻³, batch size 128 and 10 epochs. The shorter core keeps the optimiser and batch size, uses hidden width 128 and a bounded subset, and trains for 3 epochs. The whole core took 24 seconds on the course laptop's CPU.</w:t>
       </w:r>
     </w:p>
     <w:p>
@@ -11660,10 +11740,20 @@
           <w:b/>
           <w:bCs/>
         </w:rPr>
-        <w:t xml:space="preserve">Runtime:</w:t>
-      </w:r>
-      <w:r>
-        <w:t xml:space="preserve"> Colab or a laptop CPU. The complete solution notebook ran in about 9 minutes on the laptop CPU used to check this pack (9 October 2026); a GPU is faster. Ask students to record their own timings. MNIST and Fashion-MNIST download through torchvision. </w:t>
+        <w:t xml:space="preserve">Core route:</w:t>
+      </w:r>
+      <w:r>
+        <w:t xml:space="preserve"> Colab or local CPU, using the shared setup and explicit bounded training settings. The complete core took 24 seconds on the course laptop's CPU; record your own time and settings. Longer </w:t>
+      </w:r>
+      <w:r>
+        <w:rPr>
+          <w:i w:val="false"/>
+          <w:iCs w:val="false"/>
+        </w:rPr>
+        <w:t xml:space="preserve">β</w:t>
+      </w:r>
+      <w:r>
+        <w:t xml:space="preserve"> and conditional-model comparisons are opt-in stretches. MNIST and Fashion-MNIST download through torchvision. </w:t>
       </w:r>
       <w:r>
         <w:rPr>
@@ -11673,7 +11763,70 @@
         <w:t xml:space="preserve">Hand-in:</w:t>
       </w:r>
       <w:r>
-        <w:t xml:space="preserve"> completed TODOs, figures, the β table and four written answers.</w:t>
+        <w:t xml:space="preserve"> five completed TODOs, checks, typical images and failures, a cost table, and five self-check answers.</w:t>
+      </w:r>
+    </w:p>
+    <w:p>
+      <w:pPr>
+        <w:keepNext w:val="false"/>
+        <w:keepLines/>
+        <w:spacing w:after="140" w:line="288"/>
+      </w:pPr>
+      <w:r>
+        <w:rPr>
+          <w:b/>
+          <w:bCs/>
+        </w:rPr>
+        <w:t xml:space="preserve">Optional explanation:</w:t>
+      </w:r>
+      <w:r>
+        <w:t xml:space="preserve"> the synthetic arithmetic comparison with </w:t>
+      </w:r>
+      <w:r>
+        <w:rPr>
+          <w:i w:val="false"/>
+          <w:iCs w:val="false"/>
+        </w:rPr>
+        <w:t xml:space="preserve">β</w:t>
+      </w:r>
+      <w:r>
+        <w:t xml:space="preserve"> can use exactly one </w:t>
+      </w:r>
+      <w:r>
+        <w:rPr>
+          <w:rFonts w:ascii="Consolas" w:cs="Consolas" w:eastAsia="Consolas" w:hAnsi="Consolas"/>
+          <w:color w:val="4F46E5"/>
+          <w:sz w:val="20"/>
+          <w:szCs w:val="20"/>
+        </w:rPr>
+        <w:t xml:space="preserve">USE_GEMINI</w:t>
+      </w:r>
+      <w:r>
+        <w:t xml:space="preserve"> or </w:t>
+      </w:r>
+      <w:r>
+        <w:rPr>
+          <w:rFonts w:ascii="Consolas" w:cs="Consolas" w:eastAsia="Consolas" w:hAnsi="Consolas"/>
+          <w:color w:val="4F46E5"/>
+          <w:sz w:val="20"/>
+          <w:szCs w:val="20"/>
+        </w:rPr>
+        <w:t xml:space="preserve">USE_OPENAI</w:t>
+      </w:r>
+      <w:r>
+        <w:t xml:space="preserve"> switch in shared setup; both are false by default. Keys come from Colab Secrets, the environment or an explicitly selected private </w:t>
+      </w:r>
+      <w:r>
+        <w:rPr>
+          <w:rFonts w:ascii="Consolas" w:cs="Consolas" w:eastAsia="Consolas" w:hAnsi="Consolas"/>
+          <w:color w:val="4F46E5"/>
+          <w:sz w:val="20"/>
+          <w:szCs w:val="20"/>
+        </w:rPr>
+        <w:t xml:space="preserve">.env</w:t>
+      </w:r>
+      <w:r>
+        <w:t xml:space="preserve">, never the notebook. OpenAI API charges are separate from ChatGPT subscriptions. Check provider eligibility and data-use terms before opting in; the complete local explanation requires no key or API spending.</w:t>
       </w:r>
     </w:p>
     <w:p>
@@ -11832,10 +11985,10 @@
           <w:b/>
           <w:bCs/>
         </w:rPr>
-        <w:t xml:space="preserve">Training (2-D model, 10 epochs):</w:t>
-      </w:r>
-      <w:r>
-        <w:t xml:space="preserve"> reconstruction falls to about 147 nats per image; the KL dips after the first epoch, then rises slowly to 5.8 nats at epoch 10 (measured with the lecture model). Your values will differ a little.</w:t>
+        <w:t xml:space="preserve">Archived 2-D model, 10 epochs:</w:t>
+      </w:r>
+      <w:r>
+        <w:t xml:space="preserve"> reconstruction falls to about 147 nats per image; the KL dips after the first epoch, then rises slowly to 5.8 nats at epoch 10. The bounded three-epoch core uses different settings; record its own costs and images.</w:t>
       </w:r>
     </w:p>
     <w:p>
@@ -11856,7 +12009,7 @@
         <w:t xml:space="preserve">Part 3:</w:t>
       </w:r>
       <w:r>
-        <w:t xml:space="preserve"> the scatter shows class clusters packed around the origin; the grid decodes to a smooth map of digits. </w:t>
+        <w:t xml:space="preserve"> the archived lecture scatter and grid illustrate one trained model. Inspect your core model's clusters, gaps, malformed samples and ambiguous transitions rather than assuming the same quality. </w:t>
       </w:r>
       <w:r>
         <w:rPr>
@@ -11899,7 +12052,7 @@
         <w:t xml:space="preserve">Part 4 (β):</w:t>
       </w:r>
       <w:r>
-        <w:t xml:space="preserve"> expect the pattern in the table above; exact values vary with seeds and epochs.</w:t>
+        <w:t xml:space="preserve"> the archived trained models show the measured table above. The current core reweights fixed outputs without retraining; its slider cannot establish new sample-quality effects. The optional trained comparison can vary with seeds and epochs.</w:t>
       </w:r>
     </w:p>
     <w:p>
@@ -12046,10 +12199,10 @@
           <w:i/>
           <w:iCs/>
         </w:rPr>
-        <w:t xml:space="preserve">Very slow on CPU:</w:t>
-      </w:r>
-      <w:r>
-        <w:t xml:space="preserve"> reduce epochs to 3 for the β study; inspect whether the observed pattern changes with shorter training.</w:t>
+        <w:t xml:space="preserve">Unexpected CPU waiting:</w:t>
+      </w:r>
+      <w:r>
+        <w:t xml:space="preserve"> check that the core subset and three-epoch settings are in use, and that the optional stretch remains disabled. Measure again after changing one setting.</w:t>
       </w:r>
     </w:p>
     <w:p>
@@ -13644,7 +13797,7 @@
       <w:r>
         <w:t xml:space="preserve">Kingma &amp; Welling (2013) </w:t>
       </w:r>
-      <w:hyperlink w:history="1" r:id="rIdonlrqthmqesxi2fcefpq9">
+      <w:hyperlink w:history="1" r:id="rId9ihr-_esr0lpvxviugwat">
         <w:r>
           <w:rPr>
             <w:color w:val="4F46E5"/>
@@ -13670,7 +13823,7 @@
       <w:r>
         <w:t xml:space="preserve">Higgins et al. (2017) </w:t>
       </w:r>
-      <w:hyperlink w:history="1" r:id="rIdxazodvauyqaxmrtku3knf">
+      <w:hyperlink w:history="1" r:id="rIdvmuwwravfu0b082_pxmvu">
         <w:r>
           <w:rPr>
             <w:color w:val="4F46E5"/>
@@ -13696,7 +13849,7 @@
       <w:r>
         <w:t xml:space="preserve">van den Oord et al. (2017) </w:t>
       </w:r>
-      <w:hyperlink w:history="1" r:id="rIdyqjckkmv7d8uuqguf1kbo">
+      <w:hyperlink w:history="1" r:id="rIdaaagxksrj7bwfrlkk3y_k">
         <w:r>
           <w:rPr>
             <w:color w:val="4F46E5"/>
@@ -13722,7 +13875,7 @@
       <w:r>
         <w:t xml:space="preserve">Rombach et al. (2022) </w:t>
       </w:r>
-      <w:hyperlink w:history="1" r:id="rIdf7o64bjcsa6rtlxl8mq9e">
+      <w:hyperlink w:history="1" r:id="rIdzywjyrehvs--posjsdqmm">
         <w:r>
           <w:rPr>
             <w:color w:val="4F46E5"/>
@@ -13759,7 +13912,7 @@
         </w:numPr>
         <w:spacing w:after="80" w:line="276"/>
       </w:pPr>
-      <w:hyperlink w:history="1" r:id="rIdhzacqg47yidvkxl2dspys">
+      <w:hyperlink w:history="1" r:id="rIdxotybkq-os31n39mj0fta">
         <w:r>
           <w:rPr>
             <w:color w:val="4F46E5"/>
@@ -13782,7 +13935,7 @@
         </w:numPr>
         <w:spacing w:after="80" w:line="276"/>
       </w:pPr>
-      <w:hyperlink w:history="1" r:id="rId5imr2kkcv5rhfjcmdnz5o">
+      <w:hyperlink w:history="1" r:id="rIdnnpjzaf87hduvj_xmmq1a">
         <w:r>
           <w:rPr>
             <w:color w:val="4F46E5"/>
@@ -14148,6 +14301,69 @@
     </w:p>
     <w:p>
       <w:pPr>
+        <w:keepNext/>
+        <w:spacing w:after="60" w:before="160"/>
+        <w:jc w:val="center"/>
+      </w:pPr>
+      <w:r>
+        <w:drawing>
+          <wp:inline distT="0" distB="0" distL="0" distR="0">
+            <wp:extent cx="5334000" cy="1314450"/>
+            <wp:effectExtent t="0" r="0" b="0" l="0"/>
+            <wp:docPr id="27" name="The VAE as a probabilistic model" descr="The VAE as a probabilistic model" title="The VAE as a probabilistic model"/>
+            <wp:cNvGraphicFramePr>
+              <a:graphicFrameLocks xmlns:a="http://schemas.openxmlformats.org/drawingml/2006/main" noChangeAspect="1"/>
+            </wp:cNvGraphicFramePr>
+            <a:graphic xmlns:a="http://schemas.openxmlformats.org/drawingml/2006/main">
+              <a:graphicData uri="http://schemas.openxmlformats.org/drawingml/2006/picture">
+                <pic:pic xmlns:pic="http://schemas.openxmlformats.org/drawingml/2006/picture">
+                  <pic:nvPicPr>
+                    <pic:cNvPr id="0" name="" descr=""/>
+                    <pic:cNvPicPr>
+                      <a:picLocks noChangeAspect="1" noChangeArrowheads="1"/>
+                    </pic:cNvPicPr>
+                  </pic:nvPicPr>
+                  <pic:blipFill>
+                    <a:blip r:embed="rId35" cstate="none"/>
+                    <a:srcRect/>
+                    <a:stretch>
+                      <a:fillRect/>
+                    </a:stretch>
+                  </pic:blipFill>
+                  <pic:spPr bwMode="auto">
+                    <a:xfrm>
+                      <a:off x="0" y="0"/>
+                      <a:ext cx="5334000" cy="1314450"/>
+                    </a:xfrm>
+                    <a:prstGeom prst="rect">
+                      <a:avLst/>
+                    </a:prstGeom>
+                  </pic:spPr>
+                </pic:pic>
+              </a:graphicData>
+            </a:graphic>
+          </wp:inline>
+        </w:drawing>
+      </w:r>
+    </w:p>
+    <w:p>
+      <w:pPr>
+        <w:spacing w:after="200"/>
+        <w:jc w:val="center"/>
+      </w:pPr>
+      <w:r>
+        <w:rPr>
+          <w:i/>
+          <w:iCs/>
+          <w:color w:val="6B7280"/>
+          <w:sz w:val="19"/>
+          <w:szCs w:val="19"/>
+        </w:rPr>
+        <w:t xml:space="preserve">The VAE as a probabilistic model</w:t>
+      </w:r>
+    </w:p>
+    <w:p>
+      <w:pPr>
         <w:pStyle w:val="ListParagraph"/>
         <w:keepLines/>
         <w:numPr>
@@ -14216,10 +14432,10 @@
           <w:b/>
           <w:bCs/>
         </w:rPr>
-        <w:t xml:space="preserve">Prior.</w:t>
-      </w:r>
-      <w:r>
-        <w:t xml:space="preserve"> Draw code z from N(0, I), a Gaussian centred at zero</w:t>
+        <w:t xml:space="preserve">Image route.</w:t>
+      </w:r>
+      <w:r>
+        <w:t xml:space="preserve"> Supply image x, flatten to [B,784], encode its mean and log-variance, then draw a code from q(z|x).</w:t>
       </w:r>
     </w:p>
     <w:p>
@@ -14233,10 +14449,10 @@
           <w:b/>
           <w:bCs/>
         </w:rPr>
-        <w:t xml:space="preserve">Decoder.</w:t>
-      </w:r>
-      <w:r>
-        <w:t xml:space="preserve"> Predict pixel probabilities from the code z</w:t>
+        <w:t xml:space="preserve">Prior route.</w:t>
+      </w:r>
+      <w:r>
+        <w:t xml:space="preserve"> Draw a code from N(0, I) without an input image.</w:t>
       </w:r>
     </w:p>
     <w:p>
@@ -14250,10 +14466,10 @@
           <w:b/>
           <w:bCs/>
         </w:rPr>
-        <w:t xml:space="preserve">Data.</w:t>
-      </w:r>
-      <w:r>
-        <w:t xml:space="preserve"> Observe image x, such as a handwritten digit</w:t>
+        <w:t xml:space="preserve">Shared decoder.</w:t>
+      </w:r>
+      <w:r>
+        <w:t xml:space="preserve"> Both routes send z [B,d] to the same decoder, which predicts p(x|z). The lab displays pixel probabilities; it does not sample independent binary pixels.</w:t>
       </w:r>
     </w:p>
     <w:p>
@@ -14267,10 +14483,10 @@
           <w:b/>
           <w:bCs/>
         </w:rPr>
-        <w:t xml:space="preserve">Encoder.</w:t>
-      </w:r>
-      <w:r>
-        <w:t xml:space="preserve"> Estimate which codes could explain image x</w:t>
+        <w:t xml:space="preserve">Inspection.</w:t>
+      </w:r>
+      <w:r>
+        <w:t xml:space="preserve"> Compare reconstructions and fresh prior samples separately. A good reconstruction does not establish good prior generation.</w:t>
       </w:r>
     </w:p>
     <w:p>
@@ -14425,10 +14641,7 @@
           <w:b/>
           <w:bCs/>
         </w:rPr>
-        <w:t xml:space="preserve">Reconstruction term.</w:t>
-      </w:r>
-      <w:r>
-        <w:t xml:space="preserve"> </w:t>
+        <w:t xml:space="preserve">Reconstruction cost (negative reconstruction term).</w:t>
       </w:r>
     </w:p>
     <w:p>
@@ -14456,7 +14669,7 @@
         <w:spacing w:after="80" w:line="276"/>
       </w:pPr>
       <w:r>
-        <w:t xml:space="preserve">Reward accurate reconstructions</w:t>
+        <w:t xml:space="preserve">Penalise inaccurate reconstructions</w:t>
       </w:r>
     </w:p>
     <w:p>
@@ -14484,10 +14697,7 @@
           <w:b/>
           <w:bCs/>
         </w:rPr>
-        <w:t xml:space="preserve">KL term.</w:t>
-      </w:r>
-      <w:r>
-        <w:t xml:space="preserve"> </w:t>
+        <w:t xml:space="preserve">KL cost.</w:t>
       </w:r>
     </w:p>
     <w:p>
@@ -14894,7 +15104,7 @@
         <w:keepNext/>
       </w:pPr>
       <w:r>
-        <w:t xml:space="preserve">Slide 28: A complete VAE in PyTorch</w:t>
+        <w:t xml:space="preserve">Slide 28: Trace a VAE forward pass in PyTorch</w:t>
       </w:r>
     </w:p>
     <w:p>
@@ -16084,769 +16294,6 @@
     </w:p>
     <w:p>
       <w:pPr>
-        <w:pStyle w:val="ListParagraph"/>
-        <w:keepLines/>
-        <w:numPr>
-          <w:ilvl w:val="0"/>
-          <w:numId w:val="42"/>
-        </w:numPr>
-        <w:spacing w:after="80" w:line="276"/>
-      </w:pPr>
-      <w:r>
-        <w:t xml:space="preserve">The slide shows text-to-image generation in this Stable Diffusion design. The latent holds 48 times fewer numbers than the image.</w:t>
-      </w:r>
-    </w:p>
-    <w:p>
-      <w:pPr>
-        <w:pStyle w:val="ListParagraph"/>
-        <w:keepLines/>
-        <w:numPr>
-          <w:ilvl w:val="0"/>
-          <w:numId w:val="42"/>
-        </w:numPr>
-        <w:spacing w:after="80" w:line="276"/>
-      </w:pPr>
-      <w:r>
-        <w:t xml:space="preserve">The VAE encoder does not appear in that path. It turns training photos into latents and encodes an existing picture for editing.</w:t>
-      </w:r>
-    </w:p>
-    <w:p>
-      <w:pPr>
-        <w:pStyle w:val="ListParagraph"/>
-        <w:keepLines/>
-        <w:numPr>
-          <w:ilvl w:val="0"/>
-          <w:numId w:val="42"/>
-        </w:numPr>
-        <w:spacing w:after="80" w:line="276"/>
-      </w:pPr>
-      <w:r>
-        <w:t xml:space="preserve">Its autoencoder also uses visual and adversarial losses to help preserve detail. It differs from our simple digit VAE.</w:t>
-      </w:r>
-    </w:p>
-    <w:p>
-      <w:pPr>
-        <w:keepNext w:val="false"/>
-        <w:keepLines/>
-        <w:spacing w:after="140" w:line="288"/>
-      </w:pPr>
-      <w:r>
-        <w:rPr>
-          <w:b/>
-          <w:bCs/>
-        </w:rPr>
-        <w:t xml:space="preserve">Random latent.</w:t>
-      </w:r>
-      <w:r>
-        <w:t xml:space="preserve"> Start from 64 × 64 × 4 random noise values</w:t>
-      </w:r>
-    </w:p>
-    <w:p>
-      <w:pPr>
-        <w:keepNext w:val="false"/>
-        <w:keepLines/>
-        <w:spacing w:after="140" w:line="288"/>
-      </w:pPr>
-      <w:r>
-        <w:rPr>
-          <w:b/>
-          <w:bCs/>
-        </w:rPr>
-        <w:t xml:space="preserve">Diffusion model.</w:t>
-      </w:r>
-      <w:r>
-        <w:t xml:space="preserve"> Remove the noise step by step, guided by the text prompt (week 4)</w:t>
-      </w:r>
-    </w:p>
-    <w:p>
-      <w:pPr>
-        <w:keepNext w:val="false"/>
-        <w:keepLines/>
-        <w:spacing w:after="140" w:line="288"/>
-      </w:pPr>
-      <w:r>
-        <w:rPr>
-          <w:b/>
-          <w:bCs/>
-        </w:rPr>
-        <w:t xml:space="preserve">VAE decoder.</w:t>
-      </w:r>
-      <w:r>
-        <w:t xml:space="preserve"> Turn the final latent into image pixels</w:t>
-      </w:r>
-    </w:p>
-    <w:p>
-      <w:pPr>
-        <w:keepNext w:val="false"/>
-        <w:keepLines/>
-        <w:spacing w:after="140" w:line="288"/>
-      </w:pPr>
-      <w:r>
-        <w:rPr>
-          <w:b/>
-          <w:bCs/>
-        </w:rPr>
-        <w:t xml:space="preserve">Image.</w:t>
-      </w:r>
-      <w:r>
-        <w:t xml:space="preserve"> 512 × 512 × 3 pixel values</w:t>
-      </w:r>
-    </w:p>
-    <w:p>
-      <w:pPr>
-        <w:pStyle w:val="Heading2"/>
-        <w:keepNext/>
-      </w:pPr>
-      <w:r>
-        <w:t xml:space="preserve">Slide 40: Applications of VAEs</w:t>
-      </w:r>
-    </w:p>
-    <w:p>
-      <w:pPr>
-        <w:keepNext w:val="false"/>
-        <w:keepLines/>
-        <w:spacing w:after="140" w:line="288"/>
-      </w:pPr>
-      <w:r>
-        <w:rPr>
-          <w:b/>
-          <w:bCs/>
-        </w:rPr>
-        <w:t xml:space="preserve">Anomaly detection.</w:t>
-      </w:r>
-      <w:r>
-        <w:t xml:space="preserve"> Use high reconstruction error as a possible warning for unusual inputs. Test real anomalies.</w:t>
-      </w:r>
-    </w:p>
-    <w:p>
-      <w:pPr>
-        <w:keepNext w:val="false"/>
-        <w:keepLines/>
-        <w:spacing w:after="140" w:line="288"/>
-      </w:pPr>
-      <w:r>
-        <w:rPr>
-          <w:b/>
-          <w:bCs/>
-        </w:rPr>
-        <w:t xml:space="preserve">Synthetic data.</w:t>
-      </w:r>
-      <w:r>
-        <w:t xml:space="preserve"> Generate extra tabular, image or sensor examples. Check for copies and unfair patterns.</w:t>
-      </w:r>
-    </w:p>
-    <w:p>
-      <w:pPr>
-        <w:keepNext w:val="false"/>
-        <w:keepLines/>
-        <w:spacing w:after="140" w:line="288"/>
-      </w:pPr>
-      <w:r>
-        <w:rPr>
-          <w:b/>
-          <w:bCs/>
-        </w:rPr>
-        <w:t xml:space="preserve">Molecule and design search.</w:t>
-      </w:r>
-      <w:r>
-        <w:t xml:space="preserve"> Search through hidden codes, then decode candidate molecules or shapes.</w:t>
-      </w:r>
-    </w:p>
-    <w:p>
-      <w:pPr>
-        <w:keepNext w:val="false"/>
-        <w:keepLines/>
-        <w:spacing w:after="140" w:line="288"/>
-      </w:pPr>
-      <w:r>
-        <w:rPr>
-          <w:b/>
-          <w:bCs/>
-        </w:rPr>
-        <w:t xml:space="preserve">Compression &amp; tokens.</w:t>
-      </w:r>
-      <w:r>
-        <w:t xml:space="preserve"> Compress images, audio or video into smaller numerical representations.</w:t>
-      </w:r>
-    </w:p>
-    <w:p>
-      <w:pPr>
-        <w:pStyle w:val="Heading2"/>
-        <w:keepNext/>
-      </w:pPr>
-      <w:r>
-        <w:t xml:space="preserve">Slide 42: Responsible AI lens: VAEs and synthetic data</w:t>
-      </w:r>
-    </w:p>
-    <w:p>
-      <w:pPr>
-        <w:pStyle w:val="ListParagraph"/>
-        <w:keepLines/>
-        <w:numPr>
-          <w:ilvl w:val="0"/>
-          <w:numId w:val="43"/>
-        </w:numPr>
-        <w:spacing w:after="80" w:line="276"/>
-      </w:pPr>
-      <w:r>
-        <w:rPr>
-          <w:b/>
-          <w:bCs/>
-        </w:rPr>
-        <w:t xml:space="preserve">Privacy</w:t>
-      </w:r>
-      <w:r>
-        <w:t xml:space="preserve">: synthetic data can memorise and leak training records; test for near-copies and consider differential privacy.</w:t>
-      </w:r>
-    </w:p>
-    <w:p>
-      <w:pPr>
-        <w:pStyle w:val="ListParagraph"/>
-        <w:keepLines/>
-        <w:numPr>
-          <w:ilvl w:val="0"/>
-          <w:numId w:val="43"/>
-        </w:numPr>
-        <w:spacing w:after="80" w:line="276"/>
-      </w:pPr>
-      <w:r>
-        <w:rPr>
-          <w:b/>
-          <w:bCs/>
-        </w:rPr>
-        <w:t xml:space="preserve">Bias</w:t>
-      </w:r>
-      <w:r>
-        <w:t xml:space="preserve">: an anomaly detector flags whatever differs from its training data, which can mean under-represented groups. Ask: normal for whom?</w:t>
-      </w:r>
-    </w:p>
-    <w:p>
-      <w:pPr>
-        <w:pStyle w:val="ListParagraph"/>
-        <w:keepLines/>
-        <w:numPr>
-          <w:ilvl w:val="0"/>
-          <w:numId w:val="43"/>
-        </w:numPr>
-        <w:spacing w:after="80" w:line="276"/>
-      </w:pPr>
-      <w:r>
-        <w:rPr>
-          <w:b/>
-          <w:bCs/>
-        </w:rPr>
-        <w:t xml:space="preserve">Consent &amp; licences</w:t>
-      </w:r>
-      <w:r>
-        <w:t xml:space="preserve">: MNIST is public; faces, medical scans and voices need consent and a lawful basis.</w:t>
-      </w:r>
-    </w:p>
-    <w:p>
-      <w:pPr>
-        <w:pStyle w:val="ListParagraph"/>
-        <w:keepLines/>
-        <w:numPr>
-          <w:ilvl w:val="0"/>
-          <w:numId w:val="43"/>
-        </w:numPr>
-        <w:spacing w:after="80" w:line="276"/>
-      </w:pPr>
-      <w:r>
-        <w:rPr>
-          <w:b/>
-          <w:bCs/>
-        </w:rPr>
-        <w:t xml:space="preserve">Honest reporting</w:t>
-      </w:r>
-      <w:r>
-        <w:t xml:space="preserve">: show failure cases and blurry samples, not only the best interpolations.</w:t>
-      </w:r>
-    </w:p>
-    <w:p>
-      <w:pPr>
-        <w:pStyle w:val="Heading2"/>
-        <w:keepNext/>
-      </w:pPr>
-      <w:r>
-        <w:t xml:space="preserve">Slide 44: Lab 2: implement and explore a VAE in PyTorch</w:t>
-      </w:r>
-    </w:p>
-    <w:p>
-      <w:pPr>
-        <w:keepNext w:val="false"/>
-        <w:keepLines/>
-        <w:spacing w:after="140" w:line="288"/>
-      </w:pPr>
-      <w:r>
-        <w:t xml:space="preserve">Google Colab or a local CPU; timings vary with hardware</w:t>
-      </w:r>
-    </w:p>
-    <w:p>
-      <w:pPr>
-        <w:keepNext w:val="false"/>
-        <w:keepLines/>
-        <w:spacing w:after="140" w:line="288"/>
-      </w:pPr>
-      <w:r>
-        <w:t xml:space="preserve">Notebook with completed TODOs, figures, the β comparison table and four written answers</w:t>
-      </w:r>
-    </w:p>
-    <w:p>
-      <w:pPr>
-        <w:pStyle w:val="ListParagraph"/>
-        <w:keepLines/>
-        <w:numPr>
-          <w:ilvl w:val="0"/>
-          <w:numId w:val="44"/>
-        </w:numPr>
-        <w:spacing w:after="80" w:line="276"/>
-      </w:pPr>
-      <w:r>
-        <w:t xml:space="preserve">Load MNIST digit images. Implement the encoder, code sampling and decoder.</w:t>
-      </w:r>
-    </w:p>
-    <w:p>
-      <w:pPr>
-        <w:pStyle w:val="ListParagraph"/>
-        <w:keepLines/>
-        <w:numPr>
-          <w:ilvl w:val="0"/>
-          <w:numId w:val="44"/>
-        </w:numPr>
-        <w:spacing w:after="80" w:line="276"/>
-      </w:pPr>
-      <w:r>
-        <w:t xml:space="preserve">Implement reconstruction cost plus </w:t>
-      </w:r>
-      <w:r>
-        <w:rPr>
-          <w:i w:val="false"/>
-          <w:iCs w:val="false"/>
-        </w:rPr>
-        <w:t xml:space="preserve">β</w:t>
-      </w:r>
-      <w:r>
-        <w:t xml:space="preserve"> times KL, the usual VAE objective; a literal ELBO requires an appropriate decoder likelihood.</w:t>
-      </w:r>
-    </w:p>
-    <w:p>
-      <w:pPr>
-        <w:pStyle w:val="ListParagraph"/>
-        <w:keepLines/>
-        <w:numPr>
-          <w:ilvl w:val="0"/>
-          <w:numId w:val="44"/>
-        </w:numPr>
-        <w:spacing w:after="80" w:line="276"/>
-      </w:pPr>
-      <w:r>
-        <w:t xml:space="preserve">Train for 10 epochs and plot reconstruction and KL costs separately.</w:t>
-      </w:r>
-    </w:p>
-    <w:p>
-      <w:pPr>
-        <w:pStyle w:val="ListParagraph"/>
-        <w:keepLines/>
-        <w:numPr>
-          <w:ilvl w:val="0"/>
-          <w:numId w:val="44"/>
-        </w:numPr>
-        <w:spacing w:after="80" w:line="276"/>
-      </w:pPr>
-      <w:r>
-        <w:t xml:space="preserve">Plot 2-D codes. Decode a grid and points between two digit codes.</w:t>
-      </w:r>
-    </w:p>
-    <w:p>
-      <w:pPr>
-        <w:pStyle w:val="ListParagraph"/>
-        <w:keepLines/>
-        <w:numPr>
-          <w:ilvl w:val="0"/>
-          <w:numId w:val="44"/>
-        </w:numPr>
-        <w:spacing w:after="80" w:line="276"/>
-      </w:pPr>
-      <w:r>
-        <w:t xml:space="preserve">Train with </w:t>
-      </w:r>
-      <w:r>
-        <w:rPr>
-          <w:i w:val="false"/>
-          <w:iCs w:val="false"/>
-        </w:rPr>
-        <w:t xml:space="preserve">β</w:t>
-      </w:r>
-      <w:r>
-        <w:t xml:space="preserve"> = 0.1, 1 and 4. Compare fixed-code samples and measured losses.</w:t>
-      </w:r>
-    </w:p>
-    <w:p>
-      <w:pPr>
-        <w:pStyle w:val="ListParagraph"/>
-        <w:keepLines/>
-        <w:numPr>
-          <w:ilvl w:val="0"/>
-          <w:numId w:val="44"/>
-        </w:numPr>
-        <w:spacing w:after="80" w:line="276"/>
-      </w:pPr>
-      <w:r>
-        <w:t xml:space="preserve">Compare digit and clothing reconstruction errors. Compute ROC AUC. Optional: add a class condition.</w:t>
-      </w:r>
-    </w:p>
-    <w:p>
-      <w:pPr>
-        <w:pStyle w:val="Heading2"/>
-        <w:keepNext/>
-      </w:pPr>
-      <w:r>
-        <w:t xml:space="preserve">Slide 46: Summary</w:t>
-      </w:r>
-    </w:p>
-    <w:p>
-      <w:pPr>
-        <w:pStyle w:val="ListParagraph"/>
-        <w:keepLines/>
-        <w:numPr>
-          <w:ilvl w:val="0"/>
-          <w:numId w:val="45"/>
-        </w:numPr>
-        <w:spacing w:after="80" w:line="276"/>
-      </w:pPr>
-      <w:r>
-        <w:t xml:space="preserve">An autoencoder compresses and rebuilds. Random codes may fall in poorly learned regions.</w:t>
-      </w:r>
-    </w:p>
-    <w:p>
-      <w:pPr>
-        <w:pStyle w:val="ListParagraph"/>
-        <w:keepLines/>
-        <w:numPr>
-          <w:ilvl w:val="0"/>
-          <w:numId w:val="45"/>
-        </w:numPr>
-        <w:spacing w:after="80" w:line="276"/>
-      </w:pPr>
-      <w:r>
-        <w:t xml:space="preserve">A VAE encoder predicts a distribution of codes for each input.</w:t>
-      </w:r>
-    </w:p>
-    <w:p>
-      <w:pPr>
-        <w:pStyle w:val="ListParagraph"/>
-        <w:keepLines/>
-        <w:numPr>
-          <w:ilvl w:val="0"/>
-          <w:numId w:val="45"/>
-        </w:numPr>
-        <w:spacing w:after="80" w:line="276"/>
-      </w:pPr>
-      <w:r>
-        <w:t xml:space="preserve">Loss = reconstruction cost + </w:t>
-      </w:r>
-      <w:r>
-        <w:rPr>
-          <w:i w:val="false"/>
-          <w:iCs w:val="false"/>
-        </w:rPr>
-        <w:t xml:space="preserve">β</w:t>
-      </w:r>
-      <w:r>
-        <w:t xml:space="preserve"> × KL. At </w:t>
-      </w:r>
-      <w:r>
-        <w:rPr>
-          <w:i w:val="false"/>
-          <w:iCs w:val="false"/>
-        </w:rPr>
-        <w:t xml:space="preserve">β</w:t>
-      </w:r>
-      <w:r>
-        <w:t xml:space="preserve"> = 1 this is the standard VAE objective; binary targets give the literal negative ELBO.</w:t>
-      </w:r>
-    </w:p>
-    <w:p>
-      <w:pPr>
-        <w:pStyle w:val="ListParagraph"/>
-        <w:keepLines/>
-        <w:numPr>
-          <w:ilvl w:val="0"/>
-          <w:numId w:val="45"/>
-        </w:numPr>
-        <w:spacing w:after="80" w:line="276"/>
-      </w:pPr>
-      <w:r>
-        <w:t xml:space="preserve">Gaussian KL: 0.5 × (μ² + σ² − log σ² − 1) per dimension.</w:t>
-      </w:r>
-    </w:p>
-    <w:p>
-      <w:pPr>
-        <w:pStyle w:val="ListParagraph"/>
-        <w:keepLines/>
-        <w:numPr>
-          <w:ilvl w:val="0"/>
-          <w:numId w:val="45"/>
-        </w:numPr>
-        <w:spacing w:after="80" w:line="276"/>
-      </w:pPr>
-      <w:r>
-        <w:t xml:space="preserve">Sample with z = </w:t>
-      </w:r>
-      <w:r>
-        <w:rPr>
-          <w:i w:val="false"/>
-          <w:iCs w:val="false"/>
-        </w:rPr>
-        <w:t xml:space="preserve">μ</w:t>
-      </w:r>
-      <w:r>
-        <w:t xml:space="preserve"> + </w:t>
-      </w:r>
-      <w:r>
-        <w:rPr>
-          <w:i w:val="false"/>
-          <w:iCs w:val="false"/>
-        </w:rPr>
-        <w:t xml:space="preserve">σ</w:t>
-      </w:r>
-      <w:r>
-        <w:t xml:space="preserve"> × </w:t>
-      </w:r>
-      <w:r>
-        <w:rPr>
-          <w:i w:val="false"/>
-          <w:iCs w:val="false"/>
-        </w:rPr>
-        <w:t xml:space="preserve">ε</w:t>
-      </w:r>
-      <w:r>
-        <w:t xml:space="preserve">, using fresh random-normal noise.</w:t>
-      </w:r>
-    </w:p>
-    <w:p>
-      <w:pPr>
-        <w:pStyle w:val="ListParagraph"/>
-        <w:keepLines/>
-        <w:numPr>
-          <w:ilvl w:val="0"/>
-          <w:numId w:val="45"/>
-        </w:numPr>
-        <w:spacing w:after="80" w:line="276"/>
-      </w:pPr>
-      <w:r>
-        <w:t xml:space="preserve">Inspect reconstructions, random samples and paths. Evaluate on held-out data.</w:t>
-      </w:r>
-    </w:p>
-    <w:p>
-      <w:pPr>
-        <w:pStyle w:val="ListParagraph"/>
-        <w:keepLines/>
-        <w:numPr>
-          <w:ilvl w:val="0"/>
-          <w:numId w:val="45"/>
-        </w:numPr>
-        <w:spacing w:after="80" w:line="276"/>
-      </w:pPr>
-      <w:r>
-        <w:rPr>
-          <w:i w:val="false"/>
-          <w:iCs w:val="false"/>
-        </w:rPr>
-        <w:t xml:space="preserve">β</w:t>
-      </w:r>
-      <w:r>
-        <w:t xml:space="preserve"> changes the balance between reconstruction and the prior.</w:t>
-      </w:r>
-    </w:p>
-    <w:p>
-      <w:pPr>
-        <w:pStyle w:val="ListParagraph"/>
-        <w:keepLines/>
-        <w:numPr>
-          <w:ilvl w:val="0"/>
-          <w:numId w:val="45"/>
-        </w:numPr>
-        <w:spacing w:after="80" w:line="276"/>
-      </w:pPr>
-      <w:r>
-        <w:t xml:space="preserve">Conditional VAEs, β-VAEs, VQ-VAEs and hierarchical VAEs extend the basic idea.</w:t>
-      </w:r>
-    </w:p>
-    <w:p>
-      <w:pPr>
-        <w:pStyle w:val="Heading2"/>
-        <w:keepNext/>
-      </w:pPr>
-      <w:r>
-        <w:t xml:space="preserve">Full implementation from the lecture</w:t>
-      </w:r>
-    </w:p>
-    <w:p>
-      <w:pPr>
-        <w:keepNext w:val="false"/>
-        <w:keepLines/>
-        <w:spacing w:after="140" w:line="288"/>
-      </w:pPr>
-      <w:r>
-        <w:t xml:space="preserve">The projected slide shows the </w:t>
-      </w:r>
-      <w:r>
-        <w:rPr>
-          <w:rFonts w:ascii="Consolas" w:cs="Consolas" w:eastAsia="Consolas" w:hAnsi="Consolas"/>
-          <w:color w:val="4F46E5"/>
-          <w:sz w:val="20"/>
-          <w:szCs w:val="20"/>
-        </w:rPr>
-        <w:t xml:space="preserve">encode</w:t>
-      </w:r>
-      <w:r>
-        <w:t xml:space="preserve">, </w:t>
-      </w:r>
-      <w:r>
-        <w:rPr>
-          <w:rFonts w:ascii="Consolas" w:cs="Consolas" w:eastAsia="Consolas" w:hAnsi="Consolas"/>
-          <w:color w:val="4F46E5"/>
-          <w:sz w:val="20"/>
-          <w:szCs w:val="20"/>
-        </w:rPr>
-        <w:t xml:space="preserve">reparameterise</w:t>
-      </w:r>
-      <w:r>
-        <w:t xml:space="preserve"> and </w:t>
-      </w:r>
-      <w:r>
-        <w:rPr>
-          <w:rFonts w:ascii="Consolas" w:cs="Consolas" w:eastAsia="Consolas" w:hAnsi="Consolas"/>
-          <w:color w:val="4F46E5"/>
-          <w:sz w:val="20"/>
-          <w:szCs w:val="20"/>
-        </w:rPr>
-        <w:t xml:space="preserve">forward</w:t>
-      </w:r>
-      <w:r>
-        <w:t xml:space="preserve"> methods. The complete class, including the layers, </w:t>
-      </w:r>
-      <w:r>
-        <w:rPr>
-          <w:rFonts w:ascii="Consolas" w:cs="Consolas" w:eastAsia="Consolas" w:hAnsi="Consolas"/>
-          <w:color w:val="4F46E5"/>
-          <w:sz w:val="20"/>
-          <w:szCs w:val="20"/>
-        </w:rPr>
-        <w:t xml:space="preserve">decode</w:t>
-      </w:r>
-      <w:r>
-        <w:t xml:space="preserve"> and </w:t>
-      </w:r>
-      <w:r>
-        <w:rPr>
-          <w:rFonts w:ascii="Consolas" w:cs="Consolas" w:eastAsia="Consolas" w:hAnsi="Consolas"/>
-          <w:color w:val="4F46E5"/>
-          <w:sz w:val="20"/>
-          <w:szCs w:val="20"/>
-        </w:rPr>
-        <w:t xml:space="preserve">vae_loss</w:t>
-      </w:r>
-      <w:r>
-        <w:t xml:space="preserve">, is listed in section 3 under "A complete PyTorch model" and matches the lab solution.</w:t>
-      </w:r>
-    </w:p>
-    <w:p>
-      <w:pPr>
-        <w:pStyle w:val="Heading1"/>
-        <w:keepNext/>
-      </w:pPr>
-      <w:r>
-        <w:t xml:space="preserve">Class recap</w:t>
-      </w:r>
-    </w:p>
-    <w:p>
-      <w:pPr>
-        <w:pStyle w:val="ListParagraph"/>
-        <w:keepLines/>
-        <w:numPr>
-          <w:ilvl w:val="0"/>
-          <w:numId w:val="46"/>
-        </w:numPr>
-        <w:spacing w:after="80" w:line="276"/>
-      </w:pPr>
-      <w:r>
-        <w:t xml:space="preserve">Encoder predicts a code distribution.</w:t>
-      </w:r>
-    </w:p>
-    <w:p>
-      <w:pPr>
-        <w:pStyle w:val="ListParagraph"/>
-        <w:keepLines/>
-        <w:numPr>
-          <w:ilvl w:val="0"/>
-          <w:numId w:val="46"/>
-        </w:numPr>
-        <w:spacing w:after="80" w:line="276"/>
-      </w:pPr>
-      <w:r>
-        <w:t xml:space="preserve">Decoder maps codes to pixels.</w:t>
-      </w:r>
-    </w:p>
-    <w:p>
-      <w:pPr>
-        <w:pStyle w:val="ListParagraph"/>
-        <w:keepLines/>
-        <w:numPr>
-          <w:ilvl w:val="0"/>
-          <w:numId w:val="46"/>
-        </w:numPr>
-        <w:spacing w:after="80" w:line="276"/>
-      </w:pPr>
-      <w:r>
-        <w:t xml:space="preserve">Loss balances reconstruction and KL.</w:t>
-      </w:r>
-    </w:p>
-    <w:p>
-      <w:pPr>
-        <w:pStyle w:val="ListParagraph"/>
-        <w:keepLines/>
-        <w:numPr>
-          <w:ilvl w:val="0"/>
-          <w:numId w:val="46"/>
-        </w:numPr>
-        <w:spacing w:after="80" w:line="276"/>
-      </w:pPr>
-      <w:r>
-        <w:t xml:space="preserve">Reparameterisation carries encoder gradients.</w:t>
-      </w:r>
-    </w:p>
-    <w:p>
-      <w:pPr>
-        <w:pStyle w:val="ListParagraph"/>
-        <w:keepLines/>
-        <w:numPr>
-          <w:ilvl w:val="0"/>
-          <w:numId w:val="46"/>
-        </w:numPr>
-        <w:spacing w:after="80" w:line="276"/>
-      </w:pPr>
-      <w:r>
-        <w:t xml:space="preserve">Generate using prior + decoder.</w:t>
-      </w:r>
-    </w:p>
-    <w:p>
-      <w:pPr>
-        <w:pStyle w:val="ListParagraph"/>
-        <w:keepLines/>
-        <w:numPr>
-          <w:ilvl w:val="0"/>
-          <w:numId w:val="46"/>
-        </w:numPr>
-        <w:spacing w:after="80" w:line="276"/>
-      </w:pPr>
-      <w:r>
-        <w:t xml:space="preserve">Evaluate quality, variety and task performance.</w:t>
-      </w:r>
-    </w:p>
-    <w:p>
-      <w:pPr>
         <w:keepNext/>
         <w:spacing w:after="60" w:before="160"/>
         <w:jc w:val="center"/>
@@ -16854,9 +16301,9 @@
       <w:r>
         <w:drawing>
           <wp:inline distT="0" distB="0" distL="0" distR="0">
-            <wp:extent cx="5334000" cy="2266950"/>
+            <wp:extent cx="5334000" cy="1638300"/>
             <wp:effectExtent t="0" r="0" b="0" l="0"/>
-            <wp:docPr id="27" name="Week 2: what we learned" descr="Week 2: what we learned" title="Week 2: what we learned"/>
+            <wp:docPr id="28" name="Where you meet VAEs every day: inside latent diffusion" descr="Where you meet VAEs every day: inside latent diffusion" title="Where you meet VAEs every day: inside latent diffusion"/>
             <wp:cNvGraphicFramePr>
               <a:graphicFrameLocks xmlns:a="http://schemas.openxmlformats.org/drawingml/2006/main" noChangeAspect="1"/>
             </wp:cNvGraphicFramePr>
@@ -16870,7 +16317,1373 @@
                     </pic:cNvPicPr>
                   </pic:nvPicPr>
                   <pic:blipFill>
-                    <a:blip r:embed="rId35" cstate="none"/>
+                    <a:blip r:embed="rId36" cstate="none"/>
+                    <a:srcRect/>
+                    <a:stretch>
+                      <a:fillRect/>
+                    </a:stretch>
+                  </pic:blipFill>
+                  <pic:spPr bwMode="auto">
+                    <a:xfrm>
+                      <a:off x="0" y="0"/>
+                      <a:ext cx="5334000" cy="1638300"/>
+                    </a:xfrm>
+                    <a:prstGeom prst="rect">
+                      <a:avLst/>
+                    </a:prstGeom>
+                  </pic:spPr>
+                </pic:pic>
+              </a:graphicData>
+            </a:graphic>
+          </wp:inline>
+        </w:drawing>
+      </w:r>
+    </w:p>
+    <w:p>
+      <w:pPr>
+        <w:spacing w:after="200"/>
+        <w:jc w:val="center"/>
+      </w:pPr>
+      <w:r>
+        <w:rPr>
+          <w:i/>
+          <w:iCs/>
+          <w:color w:val="6B7280"/>
+          <w:sz w:val="19"/>
+          <w:szCs w:val="19"/>
+        </w:rPr>
+        <w:t xml:space="preserve">Where you meet VAEs every day: inside latent diffusion</w:t>
+      </w:r>
+    </w:p>
+    <w:p>
+      <w:pPr>
+        <w:pStyle w:val="ListParagraph"/>
+        <w:keepLines/>
+        <w:numPr>
+          <w:ilvl w:val="0"/>
+          <w:numId w:val="42"/>
+        </w:numPr>
+        <w:spacing w:after="80" w:line="276"/>
+      </w:pPr>
+      <w:r>
+        <w:t xml:space="preserve">The slide shows text-to-image generation in this Stable Diffusion design. The latent holds 48 times fewer numbers than the image.</w:t>
+      </w:r>
+    </w:p>
+    <w:p>
+      <w:pPr>
+        <w:pStyle w:val="ListParagraph"/>
+        <w:keepLines/>
+        <w:numPr>
+          <w:ilvl w:val="0"/>
+          <w:numId w:val="42"/>
+        </w:numPr>
+        <w:spacing w:after="80" w:line="276"/>
+      </w:pPr>
+      <w:r>
+        <w:t xml:space="preserve">The VAE encoder does not appear in that path. It turns training photos into latents and encodes an existing picture for editing.</w:t>
+      </w:r>
+    </w:p>
+    <w:p>
+      <w:pPr>
+        <w:pStyle w:val="ListParagraph"/>
+        <w:keepLines/>
+        <w:numPr>
+          <w:ilvl w:val="0"/>
+          <w:numId w:val="42"/>
+        </w:numPr>
+        <w:spacing w:after="80" w:line="276"/>
+      </w:pPr>
+      <w:r>
+        <w:t xml:space="preserve">Its autoencoder also uses visual and adversarial losses to help preserve detail. It differs from our simple digit VAE.</w:t>
+      </w:r>
+    </w:p>
+    <w:p>
+      <w:pPr>
+        <w:keepNext w:val="false"/>
+        <w:keepLines/>
+        <w:spacing w:after="140" w:line="288"/>
+      </w:pPr>
+      <w:r>
+        <w:rPr>
+          <w:b/>
+          <w:bCs/>
+        </w:rPr>
+        <w:t xml:space="preserve">Prompt conditioning.</w:t>
+      </w:r>
+      <w:r>
+        <w:t xml:space="preserve"> A text encoder produces conditioning for the denoiser. Its independent branch does not provide the random image noise.</w:t>
+      </w:r>
+    </w:p>
+    <w:p>
+      <w:pPr>
+        <w:keepNext w:val="false"/>
+        <w:keepLines/>
+        <w:spacing w:after="140" w:line="288"/>
+      </w:pPr>
+      <w:r>
+        <w:rPr>
+          <w:b/>
+          <w:bCs/>
+        </w:rPr>
+        <w:t xml:space="preserve">Random latent.</w:t>
+      </w:r>
+      <w:r>
+        <w:t xml:space="preserve"> Start from 64 × 64 × 4 random noise values</w:t>
+      </w:r>
+    </w:p>
+    <w:p>
+      <w:pPr>
+        <w:keepNext w:val="false"/>
+        <w:keepLines/>
+        <w:spacing w:after="140" w:line="288"/>
+      </w:pPr>
+      <w:r>
+        <w:rPr>
+          <w:b/>
+          <w:bCs/>
+        </w:rPr>
+        <w:t xml:space="preserve">Diffusion model.</w:t>
+      </w:r>
+      <w:r>
+        <w:t xml:space="preserve"> Remove the noise step by step, guided by the text prompt (week 4)</w:t>
+      </w:r>
+    </w:p>
+    <w:p>
+      <w:pPr>
+        <w:keepNext w:val="false"/>
+        <w:keepLines/>
+        <w:spacing w:after="140" w:line="288"/>
+      </w:pPr>
+      <w:r>
+        <w:rPr>
+          <w:b/>
+          <w:bCs/>
+        </w:rPr>
+        <w:t xml:space="preserve">VAE decoder.</w:t>
+      </w:r>
+      <w:r>
+        <w:t xml:space="preserve"> Turn the final latent into image pixels</w:t>
+      </w:r>
+    </w:p>
+    <w:p>
+      <w:pPr>
+        <w:keepNext w:val="false"/>
+        <w:keepLines/>
+        <w:spacing w:after="140" w:line="288"/>
+      </w:pPr>
+      <w:r>
+        <w:rPr>
+          <w:b/>
+          <w:bCs/>
+        </w:rPr>
+        <w:t xml:space="preserve">Image.</w:t>
+      </w:r>
+      <w:r>
+        <w:t xml:space="preserve"> 512 × 512 × 3 pixel values</w:t>
+      </w:r>
+    </w:p>
+    <w:p>
+      <w:pPr>
+        <w:pStyle w:val="Heading2"/>
+        <w:keepNext/>
+      </w:pPr>
+      <w:r>
+        <w:t xml:space="preserve">Slide 40: Applications of VAEs</w:t>
+      </w:r>
+    </w:p>
+    <w:p>
+      <w:pPr>
+        <w:keepNext w:val="false"/>
+        <w:keepLines/>
+        <w:spacing w:after="140" w:line="288"/>
+      </w:pPr>
+      <w:r>
+        <w:rPr>
+          <w:b/>
+          <w:bCs/>
+        </w:rPr>
+        <w:t xml:space="preserve">Anomaly detection.</w:t>
+      </w:r>
+      <w:r>
+        <w:t xml:space="preserve"> Use high reconstruction error as a possible warning for unusual inputs. Test real anomalies.</w:t>
+      </w:r>
+    </w:p>
+    <w:p>
+      <w:pPr>
+        <w:keepNext w:val="false"/>
+        <w:keepLines/>
+        <w:spacing w:after="140" w:line="288"/>
+      </w:pPr>
+      <w:r>
+        <w:rPr>
+          <w:b/>
+          <w:bCs/>
+        </w:rPr>
+        <w:t xml:space="preserve">Synthetic data.</w:t>
+      </w:r>
+      <w:r>
+        <w:t xml:space="preserve"> Generate extra tabular, image or sensor examples. Check for copies and unfair patterns.</w:t>
+      </w:r>
+    </w:p>
+    <w:p>
+      <w:pPr>
+        <w:keepNext w:val="false"/>
+        <w:keepLines/>
+        <w:spacing w:after="140" w:line="288"/>
+      </w:pPr>
+      <w:r>
+        <w:rPr>
+          <w:b/>
+          <w:bCs/>
+        </w:rPr>
+        <w:t xml:space="preserve">Molecule and design search.</w:t>
+      </w:r>
+      <w:r>
+        <w:t xml:space="preserve"> Search through hidden codes, then decode candidate molecules or shapes.</w:t>
+      </w:r>
+    </w:p>
+    <w:p>
+      <w:pPr>
+        <w:keepNext w:val="false"/>
+        <w:keepLines/>
+        <w:spacing w:after="140" w:line="288"/>
+      </w:pPr>
+      <w:r>
+        <w:rPr>
+          <w:b/>
+          <w:bCs/>
+        </w:rPr>
+        <w:t xml:space="preserve">Compression &amp; tokens.</w:t>
+      </w:r>
+      <w:r>
+        <w:t xml:space="preserve"> Compress images, audio or video into smaller numerical representations.</w:t>
+      </w:r>
+    </w:p>
+    <w:p>
+      <w:pPr>
+        <w:pStyle w:val="Heading2"/>
+        <w:keepNext/>
+      </w:pPr>
+      <w:r>
+        <w:t xml:space="preserve">Slide 42: Responsible AI lens: VAEs and synthetic data</w:t>
+      </w:r>
+    </w:p>
+    <w:p>
+      <w:pPr>
+        <w:pStyle w:val="ListParagraph"/>
+        <w:keepLines/>
+        <w:numPr>
+          <w:ilvl w:val="0"/>
+          <w:numId w:val="43"/>
+        </w:numPr>
+        <w:spacing w:after="80" w:line="276"/>
+      </w:pPr>
+      <w:r>
+        <w:rPr>
+          <w:b/>
+          <w:bCs/>
+        </w:rPr>
+        <w:t xml:space="preserve">Privacy</w:t>
+      </w:r>
+      <w:r>
+        <w:t xml:space="preserve">: synthetic data can memorise and leak training records; test for near-copies and consider differential privacy.</w:t>
+      </w:r>
+    </w:p>
+    <w:p>
+      <w:pPr>
+        <w:pStyle w:val="ListParagraph"/>
+        <w:keepLines/>
+        <w:numPr>
+          <w:ilvl w:val="0"/>
+          <w:numId w:val="43"/>
+        </w:numPr>
+        <w:spacing w:after="80" w:line="276"/>
+      </w:pPr>
+      <w:r>
+        <w:rPr>
+          <w:b/>
+          <w:bCs/>
+        </w:rPr>
+        <w:t xml:space="preserve">Bias</w:t>
+      </w:r>
+      <w:r>
+        <w:t xml:space="preserve">: an anomaly detector flags whatever differs from its training data, which can mean under-represented groups. Ask: normal for whom?</w:t>
+      </w:r>
+    </w:p>
+    <w:p>
+      <w:pPr>
+        <w:pStyle w:val="ListParagraph"/>
+        <w:keepLines/>
+        <w:numPr>
+          <w:ilvl w:val="0"/>
+          <w:numId w:val="43"/>
+        </w:numPr>
+        <w:spacing w:after="80" w:line="276"/>
+      </w:pPr>
+      <w:r>
+        <w:rPr>
+          <w:b/>
+          <w:bCs/>
+        </w:rPr>
+        <w:t xml:space="preserve">Consent &amp; licences</w:t>
+      </w:r>
+      <w:r>
+        <w:t xml:space="preserve">: MNIST is public; faces, medical scans and voices need consent and a lawful basis.</w:t>
+      </w:r>
+    </w:p>
+    <w:p>
+      <w:pPr>
+        <w:pStyle w:val="ListParagraph"/>
+        <w:keepLines/>
+        <w:numPr>
+          <w:ilvl w:val="0"/>
+          <w:numId w:val="43"/>
+        </w:numPr>
+        <w:spacing w:after="80" w:line="276"/>
+      </w:pPr>
+      <w:r>
+        <w:rPr>
+          <w:b/>
+          <w:bCs/>
+        </w:rPr>
+        <w:t xml:space="preserve">Honest reporting</w:t>
+      </w:r>
+      <w:r>
+        <w:t xml:space="preserve">: show failure cases and blurry samples, not only the best interpolations.</w:t>
+      </w:r>
+    </w:p>
+    <w:p>
+      <w:pPr>
+        <w:pStyle w:val="Heading2"/>
+        <w:keepNext/>
+      </w:pPr>
+      <w:r>
+        <w:t xml:space="preserve">Slide 44: Lab 2: implement and explore a VAE in PyTorch</w:t>
+      </w:r>
+    </w:p>
+    <w:p>
+      <w:pPr>
+        <w:keepNext w:val="false"/>
+        <w:keepLines/>
+        <w:spacing w:after="140" w:line="288"/>
+      </w:pPr>
+      <w:r>
+        <w:t xml:space="preserve">Google Colab or a local CPU; the core took 24 seconds on the course laptop, separately from the archived lecture experiment</w:t>
+      </w:r>
+    </w:p>
+    <w:p>
+      <w:pPr>
+        <w:keepNext w:val="false"/>
+        <w:keepLines/>
+        <w:spacing w:after="140" w:line="288"/>
+      </w:pPr>
+      <w:r>
+        <w:t xml:space="preserve">Notebook with five completed TODOs, checks, figures, a cost table and five self-check answers</w:t>
+      </w:r>
+    </w:p>
+    <w:p>
+      <w:pPr>
+        <w:pStyle w:val="ListParagraph"/>
+        <w:keepLines/>
+        <w:numPr>
+          <w:ilvl w:val="0"/>
+          <w:numId w:val="44"/>
+        </w:numPr>
+        <w:spacing w:after="80" w:line="276"/>
+      </w:pPr>
+      <w:r>
+        <w:t xml:space="preserve">Load MNIST digit images. Implement the encoder, code sampling and decoder.</w:t>
+      </w:r>
+    </w:p>
+    <w:p>
+      <w:pPr>
+        <w:pStyle w:val="ListParagraph"/>
+        <w:keepLines/>
+        <w:numPr>
+          <w:ilvl w:val="0"/>
+          <w:numId w:val="44"/>
+        </w:numPr>
+        <w:spacing w:after="80" w:line="276"/>
+      </w:pPr>
+      <w:r>
+        <w:t xml:space="preserve">Implement reconstruction cost plus </w:t>
+      </w:r>
+      <w:r>
+        <w:rPr>
+          <w:i w:val="false"/>
+          <w:iCs w:val="false"/>
+        </w:rPr>
+        <w:t xml:space="preserve">β</w:t>
+      </w:r>
+      <w:r>
+        <w:t xml:space="preserve"> times KL, the usual VAE objective; a literal ELBO requires an appropriate decoder likelihood.</w:t>
+      </w:r>
+    </w:p>
+    <w:p>
+      <w:pPr>
+        <w:pStyle w:val="ListParagraph"/>
+        <w:keepLines/>
+        <w:numPr>
+          <w:ilvl w:val="0"/>
+          <w:numId w:val="44"/>
+        </w:numPr>
+        <w:spacing w:after="80" w:line="276"/>
+      </w:pPr>
+      <w:r>
+        <w:t xml:space="preserve">The current core trains the bounded models for 3 epochs and plots reconstruction and KL separately. The lecture's archived model used 10 epochs.</w:t>
+      </w:r>
+    </w:p>
+    <w:p>
+      <w:pPr>
+        <w:pStyle w:val="ListParagraph"/>
+        <w:keepLines/>
+        <w:numPr>
+          <w:ilvl w:val="0"/>
+          <w:numId w:val="44"/>
+        </w:numPr>
+        <w:spacing w:after="80" w:line="276"/>
+      </w:pPr>
+      <w:r>
+        <w:t xml:space="preserve">Plot 2-D codes. Decode a grid and points between two digit codes.</w:t>
+      </w:r>
+    </w:p>
+    <w:p>
+      <w:pPr>
+        <w:pStyle w:val="ListParagraph"/>
+        <w:keepLines/>
+        <w:numPr>
+          <w:ilvl w:val="0"/>
+          <w:numId w:val="44"/>
+        </w:numPr>
+        <w:spacing w:after="80" w:line="276"/>
+      </w:pPr>
+      <w:r>
+        <w:t xml:space="preserve">In the core, change </w:t>
+      </w:r>
+      <w:r>
+        <w:rPr>
+          <w:i w:val="false"/>
+          <w:iCs w:val="false"/>
+        </w:rPr>
+        <w:t xml:space="preserve">β</w:t>
+      </w:r>
+      <w:r>
+        <w:t xml:space="preserve"> for fixed outputs and explain the arithmetic. Separate retraining at </w:t>
+      </w:r>
+      <w:r>
+        <w:rPr>
+          <w:i w:val="false"/>
+          <w:iCs w:val="false"/>
+        </w:rPr>
+        <w:t xml:space="preserve">β</w:t>
+      </w:r>
+      <w:r>
+        <w:t xml:space="preserve"> = 0.1, 1 and 4 is an explicit optional stretch; archived measured comparisons remain in the lecture.</w:t>
+      </w:r>
+    </w:p>
+    <w:p>
+      <w:pPr>
+        <w:pStyle w:val="ListParagraph"/>
+        <w:keepLines/>
+        <w:numPr>
+          <w:ilvl w:val="0"/>
+          <w:numId w:val="44"/>
+        </w:numPr>
+        <w:spacing w:after="80" w:line="276"/>
+      </w:pPr>
+      <w:r>
+        <w:t xml:space="preserve">Compare digit and clothing reconstruction errors. Compute ROC AUC. Optional: add a class condition.</w:t>
+      </w:r>
+    </w:p>
+    <w:p>
+      <w:pPr>
+        <w:pStyle w:val="Heading2"/>
+        <w:keepNext/>
+      </w:pPr>
+      <w:r>
+        <w:t xml:space="preserve">Slide 46: Summary</w:t>
+      </w:r>
+    </w:p>
+    <w:p>
+      <w:pPr>
+        <w:pStyle w:val="ListParagraph"/>
+        <w:keepLines/>
+        <w:numPr>
+          <w:ilvl w:val="0"/>
+          <w:numId w:val="45"/>
+        </w:numPr>
+        <w:spacing w:after="80" w:line="276"/>
+      </w:pPr>
+      <w:r>
+        <w:t xml:space="preserve">An autoencoder compresses and rebuilds. Random codes may fall in poorly learned regions.</w:t>
+      </w:r>
+    </w:p>
+    <w:p>
+      <w:pPr>
+        <w:pStyle w:val="ListParagraph"/>
+        <w:keepLines/>
+        <w:numPr>
+          <w:ilvl w:val="0"/>
+          <w:numId w:val="45"/>
+        </w:numPr>
+        <w:spacing w:after="80" w:line="276"/>
+      </w:pPr>
+      <w:r>
+        <w:t xml:space="preserve">A VAE encoder predicts a distribution of codes for each input.</w:t>
+      </w:r>
+    </w:p>
+    <w:p>
+      <w:pPr>
+        <w:pStyle w:val="ListParagraph"/>
+        <w:keepLines/>
+        <w:numPr>
+          <w:ilvl w:val="0"/>
+          <w:numId w:val="45"/>
+        </w:numPr>
+        <w:spacing w:after="80" w:line="276"/>
+      </w:pPr>
+      <w:r>
+        <w:t xml:space="preserve">Loss = reconstruction cost + </w:t>
+      </w:r>
+      <w:r>
+        <w:rPr>
+          <w:i w:val="false"/>
+          <w:iCs w:val="false"/>
+        </w:rPr>
+        <w:t xml:space="preserve">β</w:t>
+      </w:r>
+      <w:r>
+        <w:t xml:space="preserve"> × KL. At </w:t>
+      </w:r>
+      <w:r>
+        <w:rPr>
+          <w:i w:val="false"/>
+          <w:iCs w:val="false"/>
+        </w:rPr>
+        <w:t xml:space="preserve">β</w:t>
+      </w:r>
+      <w:r>
+        <w:t xml:space="preserve"> = 1 this is the standard VAE objective; binary targets give the literal negative ELBO.</w:t>
+      </w:r>
+    </w:p>
+    <w:p>
+      <w:pPr>
+        <w:pStyle w:val="ListParagraph"/>
+        <w:keepLines/>
+        <w:numPr>
+          <w:ilvl w:val="0"/>
+          <w:numId w:val="45"/>
+        </w:numPr>
+        <w:spacing w:after="80" w:line="276"/>
+      </w:pPr>
+      <w:r>
+        <w:t xml:space="preserve">Gaussian KL: 0.5 × (μ² + σ² − log σ² − 1) per dimension.</w:t>
+      </w:r>
+    </w:p>
+    <w:p>
+      <w:pPr>
+        <w:pStyle w:val="ListParagraph"/>
+        <w:keepLines/>
+        <w:numPr>
+          <w:ilvl w:val="0"/>
+          <w:numId w:val="45"/>
+        </w:numPr>
+        <w:spacing w:after="80" w:line="276"/>
+      </w:pPr>
+      <w:r>
+        <w:t xml:space="preserve">Sample with z = </w:t>
+      </w:r>
+      <w:r>
+        <w:rPr>
+          <w:i w:val="false"/>
+          <w:iCs w:val="false"/>
+        </w:rPr>
+        <w:t xml:space="preserve">μ</w:t>
+      </w:r>
+      <w:r>
+        <w:t xml:space="preserve"> + </w:t>
+      </w:r>
+      <w:r>
+        <w:rPr>
+          <w:i w:val="false"/>
+          <w:iCs w:val="false"/>
+        </w:rPr>
+        <w:t xml:space="preserve">σ</w:t>
+      </w:r>
+      <w:r>
+        <w:t xml:space="preserve"> × </w:t>
+      </w:r>
+      <w:r>
+        <w:rPr>
+          <w:i w:val="false"/>
+          <w:iCs w:val="false"/>
+        </w:rPr>
+        <w:t xml:space="preserve">ε</w:t>
+      </w:r>
+      <w:r>
+        <w:t xml:space="preserve">, using fresh random-normal noise.</w:t>
+      </w:r>
+    </w:p>
+    <w:p>
+      <w:pPr>
+        <w:pStyle w:val="ListParagraph"/>
+        <w:keepLines/>
+        <w:numPr>
+          <w:ilvl w:val="0"/>
+          <w:numId w:val="45"/>
+        </w:numPr>
+        <w:spacing w:after="80" w:line="276"/>
+      </w:pPr>
+      <w:r>
+        <w:t xml:space="preserve">Inspect reconstructions, random samples and paths. Evaluate on held-out data.</w:t>
+      </w:r>
+    </w:p>
+    <w:p>
+      <w:pPr>
+        <w:pStyle w:val="ListParagraph"/>
+        <w:keepLines/>
+        <w:numPr>
+          <w:ilvl w:val="0"/>
+          <w:numId w:val="45"/>
+        </w:numPr>
+        <w:spacing w:after="80" w:line="276"/>
+      </w:pPr>
+      <w:r>
+        <w:rPr>
+          <w:i w:val="false"/>
+          <w:iCs w:val="false"/>
+        </w:rPr>
+        <w:t xml:space="preserve">β</w:t>
+      </w:r>
+      <w:r>
+        <w:t xml:space="preserve"> changes the balance between reconstruction and the prior.</w:t>
+      </w:r>
+    </w:p>
+    <w:p>
+      <w:pPr>
+        <w:pStyle w:val="ListParagraph"/>
+        <w:keepLines/>
+        <w:numPr>
+          <w:ilvl w:val="0"/>
+          <w:numId w:val="45"/>
+        </w:numPr>
+        <w:spacing w:after="80" w:line="276"/>
+      </w:pPr>
+      <w:r>
+        <w:t xml:space="preserve">Conditional VAEs, β-VAEs, VQ-VAEs and hierarchical VAEs extend the basic idea.</w:t>
+      </w:r>
+    </w:p>
+    <w:p>
+      <w:pPr>
+        <w:pStyle w:val="Heading2"/>
+        <w:keepNext/>
+      </w:pPr>
+      <w:r>
+        <w:t xml:space="preserve">Full implementation from the lecture</w:t>
+      </w:r>
+    </w:p>
+    <w:p>
+      <w:pPr>
+        <w:keepNext w:val="false"/>
+        <w:keepLines/>
+        <w:spacing w:after="140" w:line="288"/>
+      </w:pPr>
+      <w:r>
+        <w:t xml:space="preserve">The projected slide shows the </w:t>
+      </w:r>
+      <w:r>
+        <w:rPr>
+          <w:rFonts w:ascii="Consolas" w:cs="Consolas" w:eastAsia="Consolas" w:hAnsi="Consolas"/>
+          <w:color w:val="4F46E5"/>
+          <w:sz w:val="20"/>
+          <w:szCs w:val="20"/>
+        </w:rPr>
+        <w:t xml:space="preserve">encode</w:t>
+      </w:r>
+      <w:r>
+        <w:t xml:space="preserve">, </w:t>
+      </w:r>
+      <w:r>
+        <w:rPr>
+          <w:rFonts w:ascii="Consolas" w:cs="Consolas" w:eastAsia="Consolas" w:hAnsi="Consolas"/>
+          <w:color w:val="4F46E5"/>
+          <w:sz w:val="20"/>
+          <w:szCs w:val="20"/>
+        </w:rPr>
+        <w:t xml:space="preserve">reparameterise</w:t>
+      </w:r>
+      <w:r>
+        <w:t xml:space="preserve"> and </w:t>
+      </w:r>
+      <w:r>
+        <w:rPr>
+          <w:rFonts w:ascii="Consolas" w:cs="Consolas" w:eastAsia="Consolas" w:hAnsi="Consolas"/>
+          <w:color w:val="4F46E5"/>
+          <w:sz w:val="20"/>
+          <w:szCs w:val="20"/>
+        </w:rPr>
+        <w:t xml:space="preserve">forward</w:t>
+      </w:r>
+      <w:r>
+        <w:t xml:space="preserve"> methods. The complete class, including the layers, </w:t>
+      </w:r>
+      <w:r>
+        <w:rPr>
+          <w:rFonts w:ascii="Consolas" w:cs="Consolas" w:eastAsia="Consolas" w:hAnsi="Consolas"/>
+          <w:color w:val="4F46E5"/>
+          <w:sz w:val="20"/>
+          <w:szCs w:val="20"/>
+        </w:rPr>
+        <w:t xml:space="preserve">decode</w:t>
+      </w:r>
+      <w:r>
+        <w:t xml:space="preserve"> and </w:t>
+      </w:r>
+      <w:r>
+        <w:rPr>
+          <w:rFonts w:ascii="Consolas" w:cs="Consolas" w:eastAsia="Consolas" w:hAnsi="Consolas"/>
+          <w:color w:val="4F46E5"/>
+          <w:sz w:val="20"/>
+          <w:szCs w:val="20"/>
+        </w:rPr>
+        <w:t xml:space="preserve">vae_loss</w:t>
+      </w:r>
+      <w:r>
+        <w:t xml:space="preserve">, is listed in section 3 under "A complete PyTorch model" and matches the lab solution.</w:t>
+      </w:r>
+    </w:p>
+    <w:p>
+      <w:pPr>
+        <w:pStyle w:val="Heading1"/>
+        <w:keepNext/>
+      </w:pPr>
+      <w:r>
+        <w:t xml:space="preserve">Worked checks and frequently asked questions</w:t>
+      </w:r>
+    </w:p>
+    <w:p>
+      <w:pPr>
+        <w:pStyle w:val="Heading2"/>
+        <w:keepNext/>
+      </w:pPr>
+      <w:r>
+        <w:t xml:space="preserve">A complete shape trace</w:t>
+      </w:r>
+    </w:p>
+    <w:p>
+      <w:pPr>
+        <w:keepNext w:val="false"/>
+        <w:keepLines/>
+        <w:spacing w:after="140" w:line="288"/>
+      </w:pPr>
+      <w:r>
+        <w:t xml:space="preserve">Take eight grayscale digits. The input shape is [8,1,28,28]: eight examples, one channel,
+28 rows and 28 columns. Flattening gives [8,784], preserving each image's intensities.
+For a two-dimensional code, the encoder returns two tensors [8,2], one for means and one
+for log-variances. Independent noise also has [8,2]. Matching-entry multiplication and
+addition produce sampled codes [8,2]. The decoder returns logits [8,784]. Sigmoid and
+reshaping provide displayed probabilities [8,28,28]. The original image goes directly to
+the reconstruction comparison, while the encoder parameters go directly to KL.</w:t>
+      </w:r>
+    </w:p>
+    <w:p>
+      <w:pPr>
+        <w:keepNext w:val="false"/>
+        <w:keepLines/>
+        <w:spacing w:after="140" w:line="288"/>
+      </w:pPr>
+      <w:r>
+        <w:rPr>
+          <w:b/>
+          <w:bCs/>
+        </w:rPr>
+        <w:t xml:space="preserve">Predict, then check:</w:t>
+      </w:r>
+      <w:r>
+        <w:t xml:space="preserve"> changing latent size from two to sixteen changes [8,2] to [8,16].
+It does not change the image's 784 intensities or the decoder's 784 output logits.</w:t>
+      </w:r>
+    </w:p>
+    <w:p>
+      <w:pPr>
+        <w:pStyle w:val="Heading2"/>
+        <w:keepNext/>
+      </w:pPr>
+      <w:r>
+        <w:t xml:space="preserve">Centre, spread and one draw</w:t>
+      </w:r>
+    </w:p>
+    <w:p>
+      <w:pPr>
+        <w:keepNext w:val="false"/>
+        <w:keepLines/>
+        <w:spacing w:after="140" w:line="288"/>
+      </w:pPr>
+      <w:r>
+        <w:t xml:space="preserve">Use an illustrative mean 2, variance 0.25 and noise −1. Log-variance is the natural logarithm
+of 0.25, approximately −1.386. Standard deviation is exp(0.5 × −1.386), approximately 0.5.
+The sampled code is therefore </w:t>
+      </w:r>
+      <w:r>
+        <w:rPr>
+          <w:i/>
+          <w:iCs/>
+        </w:rPr>
+        <w:t xml:space="preserve">z</w:t>
+      </w:r>
+      <w:r>
+        <w:rPr>
+          <w:i w:val="false"/>
+          <w:iCs w:val="false"/>
+        </w:rPr>
+        <w:t xml:space="preserve">=2+0.5×(−1)=1.5</w:t>
+      </w:r>
+      <w:r>
+        <w:t xml:space="preserve">. A second noise draw changes the code,
+not the encoder's parameters for this image. The Gaussian's KL to the standard prior is
+approximately 2.32 nats. These are worked calculations, not observations from training.</w:t>
+      </w:r>
+    </w:p>
+    <w:p>
+      <w:pPr>
+        <w:pStyle w:val="Heading2"/>
+        <w:keepNext/>
+      </w:pPr>
+      <w:r>
+        <w:t xml:space="preserve">Two bills, and what a slider can establish</w:t>
+      </w:r>
+    </w:p>
+    <w:p>
+      <w:pPr>
+        <w:keepNext w:val="false"/>
+        <w:keepLines/>
+        <w:spacing w:after="140" w:line="288"/>
+      </w:pPr>
+      <w:r>
+        <w:t xml:space="preserve">Suppose reconstruction cost is 120 and KL is 3 for fixed model outputs. The weighted total
+is 123 at </w:t>
+      </w:r>
+      <w:r>
+        <w:rPr>
+          <w:i w:val="false"/>
+          <w:iCs w:val="false"/>
+        </w:rPr>
+        <w:t xml:space="preserve">β</w:t>
+      </w:r>
+      <w:r>
+        <w:t xml:space="preserve"> = 1, and 132 at </w:t>
+      </w:r>
+      <w:r>
+        <w:rPr>
+          <w:i w:val="false"/>
+          <w:iCs w:val="false"/>
+        </w:rPr>
+        <w:t xml:space="preserve">β</w:t>
+      </w:r>
+      <w:r>
+        <w:t xml:space="preserve"> = 4. Neither reconstruction nor KL changed in this arithmetic
+comparison. A slider that changes </w:t>
+      </w:r>
+      <w:r>
+        <w:rPr>
+          <w:i w:val="false"/>
+          <w:iCs w:val="false"/>
+        </w:rPr>
+        <w:t xml:space="preserve">β</w:t>
+      </w:r>
+      <w:r>
+        <w:t xml:space="preserve"> for fixed outputs demonstrates the objective's
+weighting, not an improvement in a trained model. Retraining separate models can change
+both costs and images. Keep initialisation, data order and sampled comparison codes controlled,
+then repeat several seeds before claiming a consistent effect.</w:t>
+      </w:r>
+    </w:p>
+    <w:p>
+      <w:pPr>
+        <w:pStyle w:val="Heading2"/>
+        <w:keepNext/>
+      </w:pPr>
+      <w:r>
+        <w:t xml:space="preserve">FAQ</w:t>
+      </w:r>
+    </w:p>
+    <w:p>
+      <w:pPr>
+        <w:keepNext w:val="false"/>
+        <w:keepLines/>
+        <w:spacing w:after="140" w:line="288"/>
+      </w:pPr>
+      <w:r>
+        <w:rPr>
+          <w:b/>
+          <w:bCs/>
+        </w:rPr>
+        <w:t xml:space="preserve">Does zero log-variance mean no uncertainty?</w:t>
+      </w:r>
+      <w:r>
+        <w:t xml:space="preserve"> No. exp(0) gives variance one. Taking its
+square root gives standard deviation one. A deterministic code would require zero variance,
+which corresponds to log-variance tending towards negative infinity, not zero.</w:t>
+      </w:r>
+    </w:p>
+    <w:p>
+      <w:pPr>
+        <w:keepNext w:val="false"/>
+        <w:keepLines/>
+        <w:spacing w:after="140" w:line="288"/>
+      </w:pPr>
+      <w:r>
+        <w:rPr>
+          <w:b/>
+          <w:bCs/>
+        </w:rPr>
+        <w:t xml:space="preserve">Why does the loss return three values?</w:t>
+      </w:r>
+      <w:r>
+        <w:t xml:space="preserve"> The optimiser needs the combined objective,
+but the teacher and student need reconstruction and KL separately. A smaller total can hide
+one component becoming worse, and totals under different </w:t>
+      </w:r>
+      <w:r>
+        <w:rPr>
+          <w:i w:val="false"/>
+          <w:iCs w:val="false"/>
+        </w:rPr>
+        <w:t xml:space="preserve">β</w:t>
+      </w:r>
+      <w:r>
+        <w:t xml:space="preserve"> weights are different objectives.</w:t>
+      </w:r>
+    </w:p>
+    <w:p>
+      <w:pPr>
+        <w:keepNext w:val="false"/>
+        <w:keepLines/>
+        <w:spacing w:after="140" w:line="288"/>
+      </w:pPr>
+      <w:r>
+        <w:rPr>
+          <w:b/>
+          <w:bCs/>
+        </w:rPr>
+        <w:t xml:space="preserve">Is a two-dimensional scatter a picture of every sampled code?</w:t>
+      </w:r>
+      <w:r>
+        <w:t xml:space="preserve"> No. This plot uses encoder
+means for held-out images. Their digit labels colour the display and do not enter the ordinary
+VAE's training objective. The plot does not prove that each coordinate has an interpretable meaning.</w:t>
+      </w:r>
+    </w:p>
+    <w:p>
+      <w:pPr>
+        <w:keepNext w:val="false"/>
+        <w:keepLines/>
+        <w:spacing w:after="140" w:line="288"/>
+      </w:pPr>
+      <w:r>
+        <w:rPr>
+          <w:b/>
+          <w:bCs/>
+        </w:rPr>
+        <w:t xml:space="preserve">Are prior KL and the ELBO gap the same quantity?</w:t>
+      </w:r>
+      <w:r>
+        <w:t xml:space="preserve"> No. The objective's KL compares the
+encoder distribution with the chosen prior. The bound's gap compares that encoder distribution
+with the true posterior for the observed image. Confusing these two comparisons reverses the
+meaning of the ELBO identity.</w:t>
+      </w:r>
+    </w:p>
+    <w:p>
+      <w:pPr>
+        <w:keepNext w:val="false"/>
+        <w:keepLines/>
+        <w:spacing w:after="140" w:line="288"/>
+      </w:pPr>
+      <w:r>
+        <w:rPr>
+          <w:b/>
+          <w:bCs/>
+        </w:rPr>
+        <w:t xml:space="preserve">Can a high clothing-versus-digits AUC establish a reliable defect detector?</w:t>
+      </w:r>
+      <w:r>
+        <w:t xml:space="preserve"> No. It evaluates
+an easy dataset shift. Subtle defects may reconstruct well, ordinary cases absent from training
+may score highly, and thresholds need development data. Preserve a separate final test and
+report false alarms at the operating threshold as well as a ranking score.</w:t>
+      </w:r>
+    </w:p>
+    <w:p>
+      <w:pPr>
+        <w:pStyle w:val="Heading2"/>
+        <w:keepNext/>
+      </w:pPr>
+      <w:r>
+        <w:t xml:space="preserve">Five self-checks with answers</w:t>
+      </w:r>
+    </w:p>
+    <w:p>
+      <w:pPr>
+        <w:pStyle w:val="ListParagraph"/>
+        <w:keepLines/>
+        <w:numPr>
+          <w:ilvl w:val="0"/>
+          <w:numId w:val="46"/>
+        </w:numPr>
+        <w:spacing w:after="80" w:line="276"/>
+      </w:pPr>
+      <w:r>
+        <w:rPr>
+          <w:b/>
+          <w:bCs/>
+        </w:rPr>
+        <w:t xml:space="preserve">With mean 2, spread 0.5 and noise −1, what is the sampled coordinate?</w:t>
+      </w:r>
+      <w:r>
+        <w:t xml:space="preserve">
+Answer: 1.5, from centre plus spread times noise.</w:t>
+      </w:r>
+    </w:p>
+    <w:p>
+      <w:pPr>
+        <w:pStyle w:val="ListParagraph"/>
+        <w:keepLines/>
+        <w:numPr>
+          <w:ilvl w:val="0"/>
+          <w:numId w:val="46"/>
+        </w:numPr>
+        <w:spacing w:after="80" w:line="276"/>
+      </w:pPr>
+      <w:r>
+        <w:rPr>
+          <w:b/>
+          <w:bCs/>
+        </w:rPr>
+        <w:t xml:space="preserve">What spread does logvar zero represent?</w:t>
+      </w:r>
+      <w:r>
+        <w:t xml:space="preserve">
+Answer: one, because exp(0.5 × 0) equals one.</w:t>
+      </w:r>
+    </w:p>
+    <w:p>
+      <w:pPr>
+        <w:pStyle w:val="ListParagraph"/>
+        <w:keepLines/>
+        <w:numPr>
+          <w:ilvl w:val="0"/>
+          <w:numId w:val="46"/>
+        </w:numPr>
+        <w:spacing w:after="80" w:line="276"/>
+      </w:pPr>
+      <w:r>
+        <w:rPr>
+          <w:b/>
+          <w:bCs/>
+        </w:rPr>
+        <w:t xml:space="preserve">Why add 784 pixel costs before averaging images?</w:t>
+      </w:r>
+      <w:r>
+        <w:t xml:space="preserve">
+Answer: reconstruction should describe a whole image on a scale compatible with per-image KL.</w:t>
+      </w:r>
+    </w:p>
+    <w:p>
+      <w:pPr>
+        <w:pStyle w:val="ListParagraph"/>
+        <w:keepLines/>
+        <w:numPr>
+          <w:ilvl w:val="0"/>
+          <w:numId w:val="46"/>
+        </w:numPr>
+        <w:spacing w:after="80" w:line="276"/>
+      </w:pPr>
+      <w:r>
+        <w:rPr>
+          <w:b/>
+          <w:bCs/>
+        </w:rPr>
+        <w:t xml:space="preserve">Which route draws a new image without a supplied input?</w:t>
+      </w:r>
+      <w:r>
+        <w:t xml:space="preserve">
+Answer: sample the prior, then run the trained decoder; the encoder is not needed for that route.</w:t>
+      </w:r>
+    </w:p>
+    <w:p>
+      <w:pPr>
+        <w:pStyle w:val="ListParagraph"/>
+        <w:keepLines/>
+        <w:numPr>
+          <w:ilvl w:val="0"/>
+          <w:numId w:val="46"/>
+        </w:numPr>
+        <w:spacing w:after="80" w:line="276"/>
+      </w:pPr>
+      <w:r>
+        <w:rPr>
+          <w:b/>
+          <w:bCs/>
+        </w:rPr>
+        <w:t xml:space="preserve">What separates cost reweighting from a trained </w:t>
+      </w:r>
+      <w:r>
+        <w:rPr>
+          <w:b/>
+          <w:bCs/>
+          <w:i w:val="false"/>
+          <w:iCs w:val="false"/>
+        </w:rPr>
+        <w:t xml:space="preserve">β</w:t>
+      </w:r>
+      <w:r>
+        <w:rPr>
+          <w:b/>
+          <w:bCs/>
+        </w:rPr>
+        <w:t xml:space="preserve"> comparison?</w:t>
+      </w:r>
+      <w:r>
+        <w:t xml:space="preserve">
+Answer: reweighting leaves outputs fixed. A trained comparison updates weights separately and
+evaluates both costs and samples under controlled settings.</w:t>
+      </w:r>
+    </w:p>
+    <w:p>
+      <w:pPr>
+        <w:pStyle w:val="Heading2"/>
+        <w:keepNext/>
+      </w:pPr>
+      <w:r>
+        <w:t xml:space="preserve">Additional implementation and video</w:t>
+      </w:r>
+    </w:p>
+    <w:p>
+      <w:pPr>
+        <w:pStyle w:val="ListParagraph"/>
+        <w:keepLines/>
+        <w:numPr>
+          <w:ilvl w:val="0"/>
+          <w:numId w:val="47"/>
+        </w:numPr>
+        <w:spacing w:after="80" w:line="276"/>
+      </w:pPr>
+      <w:hyperlink w:history="1" r:id="rIduletkgrw9cw1iay93eepe">
+        <w:r>
+          <w:rPr>
+            <w:color w:val="4F46E5"/>
+            <w:u w:val="single"/>
+          </w:rPr>
+          <w:t xml:space="preserve">PyTorch's VAE example</w:t>
+        </w:r>
+      </w:hyperlink>
+      <w:r>
+        <w:t xml:space="preserve">: locate the encoder
+heads, sampled-code calculation and pixel/KL reductions.</w:t>
+      </w:r>
+    </w:p>
+    <w:p>
+      <w:pPr>
+        <w:pStyle w:val="ListParagraph"/>
+        <w:keepLines/>
+        <w:numPr>
+          <w:ilvl w:val="0"/>
+          <w:numId w:val="47"/>
+        </w:numPr>
+        <w:spacing w:after="80" w:line="276"/>
+      </w:pPr>
+      <w:hyperlink w:history="1" r:id="rIdtkl6gtcgp_nvk5xfxiuii">
+        <w:r>
+          <w:rPr>
+            <w:color w:val="4F46E5"/>
+            <w:u w:val="single"/>
+          </w:rPr>
+          <w:t xml:space="preserve">MIT 6.S191 2026 generative-modeling video</w:t>
+        </w:r>
+      </w:hyperlink>
+      <w:r>
+        <w:t xml:space="preserve">: pause before
+the VAE equation and explain the two routes aloud.</w:t>
+      </w:r>
+    </w:p>
+    <w:p>
+      <w:pPr>
+        <w:pStyle w:val="ListParagraph"/>
+        <w:keepLines/>
+        <w:numPr>
+          <w:ilvl w:val="0"/>
+          <w:numId w:val="47"/>
+        </w:numPr>
+        <w:spacing w:after="80" w:line="276"/>
+      </w:pPr>
+      <w:hyperlink w:history="1" r:id="rId7ihceguyr2zdhz7bsy9fq">
+        <w:r>
+          <w:rPr>
+            <w:color w:val="4F46E5"/>
+            <w:u w:val="single"/>
+          </w:rPr>
+          <w:t xml:space="preserve">Diffusers AutoencoderKL</w:t>
+        </w:r>
+      </w:hyperlink>
+      <w:r>
+        <w:t xml:space="preserve">: identify the
+encoding and decoding roles without assuming its defaults describe every VAE.</w:t>
+      </w:r>
+    </w:p>
+    <w:p>
+      <w:pPr>
+        <w:pStyle w:val="Heading1"/>
+        <w:keepNext/>
+      </w:pPr>
+      <w:r>
+        <w:t xml:space="preserve">Class recap</w:t>
+      </w:r>
+    </w:p>
+    <w:p>
+      <w:pPr>
+        <w:pStyle w:val="ListParagraph"/>
+        <w:keepLines/>
+        <w:numPr>
+          <w:ilvl w:val="0"/>
+          <w:numId w:val="48"/>
+        </w:numPr>
+        <w:spacing w:after="80" w:line="276"/>
+      </w:pPr>
+      <w:r>
+        <w:t xml:space="preserve">Encode a distribution</w:t>
+      </w:r>
+    </w:p>
+    <w:p>
+      <w:pPr>
+        <w:pStyle w:val="ListParagraph"/>
+        <w:keepLines/>
+        <w:numPr>
+          <w:ilvl w:val="0"/>
+          <w:numId w:val="48"/>
+        </w:numPr>
+        <w:spacing w:after="80" w:line="276"/>
+      </w:pPr>
+      <w:r>
+        <w:t xml:space="preserve">Sample via shift and scale</w:t>
+      </w:r>
+    </w:p>
+    <w:p>
+      <w:pPr>
+        <w:pStyle w:val="ListParagraph"/>
+        <w:keepLines/>
+        <w:numPr>
+          <w:ilvl w:val="0"/>
+          <w:numId w:val="48"/>
+        </w:numPr>
+        <w:spacing w:after="80" w:line="276"/>
+      </w:pPr>
+      <w:r>
+        <w:t xml:space="preserve">Decode pixels</w:t>
+      </w:r>
+    </w:p>
+    <w:p>
+      <w:pPr>
+        <w:pStyle w:val="ListParagraph"/>
+        <w:keepLines/>
+        <w:numPr>
+          <w:ilvl w:val="0"/>
+          <w:numId w:val="48"/>
+        </w:numPr>
+        <w:spacing w:after="80" w:line="276"/>
+      </w:pPr>
+      <w:r>
+        <w:t xml:space="preserve">Balance reconstruction and KL</w:t>
+      </w:r>
+    </w:p>
+    <w:p>
+      <w:pPr>
+        <w:pStyle w:val="ListParagraph"/>
+        <w:keepLines/>
+        <w:numPr>
+          <w:ilvl w:val="0"/>
+          <w:numId w:val="48"/>
+        </w:numPr>
+        <w:spacing w:after="80" w:line="276"/>
+      </w:pPr>
+      <w:r>
+        <w:t xml:space="preserve">Generate from the prior</w:t>
+      </w:r>
+    </w:p>
+    <w:p>
+      <w:pPr>
+        <w:pStyle w:val="ListParagraph"/>
+        <w:keepLines/>
+        <w:numPr>
+          <w:ilvl w:val="0"/>
+          <w:numId w:val="48"/>
+        </w:numPr>
+        <w:spacing w:after="80" w:line="276"/>
+      </w:pPr>
+      <w:r>
+        <w:t xml:space="preserve">Evaluate separate behaviours</w:t>
+      </w:r>
+    </w:p>
+    <w:p>
+      <w:pPr>
+        <w:keepNext/>
+        <w:keepLines/>
+        <w:spacing w:after="140" w:line="288"/>
+      </w:pPr>
+      <w:r>
+        <w:rPr>
+          <w:b/>
+          <w:bCs/>
+        </w:rPr>
+        <w:t xml:space="preserve">Exit question.</w:t>
+      </w:r>
+      <w:r>
+        <w:t xml:space="preserve"> If logvar = 0, what is σ?</w:t>
+      </w:r>
+    </w:p>
+    <w:p>
+      <w:pPr>
+        <w:keepNext/>
+        <w:keepLines/>
+        <w:spacing w:after="140" w:line="288"/>
+      </w:pPr>
+      <w:r>
+        <w:rPr>
+          <w:b/>
+          <w:bCs/>
+        </w:rPr>
+        <w:t xml:space="preserve">Answer.</w:t>
+      </w:r>
+      <w:r>
+        <w:t xml:space="preserve"> It is 1: exp(0.5 × 0) = 1. Zero log variance still has spread.</w:t>
+      </w:r>
+    </w:p>
+    <w:p>
+      <w:pPr>
+        <w:keepNext/>
+        <w:spacing w:after="60" w:before="160"/>
+        <w:jc w:val="center"/>
+      </w:pPr>
+      <w:r>
+        <w:drawing>
+          <wp:inline distT="0" distB="0" distL="0" distR="0">
+            <wp:extent cx="5334000" cy="2266950"/>
+            <wp:effectExtent t="0" r="0" b="0" l="0"/>
+            <wp:docPr id="29" name="Week 2: what we learned" descr="Week 2: what we learned" title="Week 2: what we learned"/>
+            <wp:cNvGraphicFramePr>
+              <a:graphicFrameLocks xmlns:a="http://schemas.openxmlformats.org/drawingml/2006/main" noChangeAspect="1"/>
+            </wp:cNvGraphicFramePr>
+            <a:graphic xmlns:a="http://schemas.openxmlformats.org/drawingml/2006/main">
+              <a:graphicData uri="http://schemas.openxmlformats.org/drawingml/2006/picture">
+                <pic:pic xmlns:pic="http://schemas.openxmlformats.org/drawingml/2006/picture">
+                  <pic:nvPicPr>
+                    <pic:cNvPr id="0" name="" descr=""/>
+                    <pic:cNvPicPr>
+                      <a:picLocks noChangeAspect="1" noChangeArrowheads="1"/>
+                    </pic:cNvPicPr>
+                  </pic:nvPicPr>
+                  <pic:blipFill>
+                    <a:blip r:embed="rId37" cstate="none"/>
                     <a:srcRect/>
                     <a:stretch>
                       <a:fillRect/>
@@ -16906,40 +17719,6 @@
           <w:szCs w:val="19"/>
         </w:rPr>
         <w:t xml:space="preserve">Week 2: what we learned</w:t>
-      </w:r>
-    </w:p>
-    <w:p>
-      <w:pPr>
-        <w:keepNext/>
-        <w:keepLines/>
-        <w:spacing w:after="140" w:line="288"/>
-      </w:pPr>
-      <w:r>
-        <w:rPr>
-          <w:b/>
-          <w:bCs/>
-        </w:rPr>
-        <w:t xml:space="preserve">Exit question.</w:t>
-      </w:r>
-      <w:r>
-        <w:t xml:space="preserve"> If logvar = 0, is the standard deviation 0 or 1?</w:t>
-      </w:r>
-    </w:p>
-    <w:p>
-      <w:pPr>
-        <w:keepNext w:val="false"/>
-        <w:keepLines/>
-        <w:spacing w:after="140" w:line="288"/>
-      </w:pPr>
-      <w:r>
-        <w:rPr>
-          <w:b/>
-          <w:bCs/>
-        </w:rPr>
-        <w:t xml:space="preserve">Answer.</w:t>
-      </w:r>
-      <w:r>
-        <w:t xml:space="preserve"> It is 1: exp(0.5 × 0) = 1. Zero log variance still has spread.</w:t>
       </w:r>
     </w:p>
     <w:sectPr>
@@ -17499,6 +18278,18 @@
     </w:lvlOverride>
   </w:num>
   <w:num w:numId="46">
+    <w:abstractNumId w:val="3"/>
+    <w:lvlOverride w:ilvl="0">
+      <w:startOverride w:val="1"/>
+    </w:lvlOverride>
+  </w:num>
+  <w:num w:numId="47">
+    <w:abstractNumId w:val="2"/>
+    <w:lvlOverride w:ilvl="0">
+      <w:startOverride w:val="1"/>
+    </w:lvlOverride>
+  </w:num>
+  <w:num w:numId="48">
     <w:abstractNumId w:val="2"/>
     <w:lvlOverride w:ilvl="0">
       <w:startOverride w:val="1"/>
